--- a/assets/Peri_Venetis_Resume.docx
+++ b/assets/Peri_Venetis_Resume.docx
@@ -167,7 +167,160 @@
         </w:rPr>
         <w:t xml:space="preserve"> </w:t>
       </w:r>
-      <w:hyperlink r:id="rId6">
+      <w:r>
+        <w:rPr>
+          <w:rFonts w:ascii="Arial" w:hAnsi="Arial" w:cs="Arial"/>
+          <w:color w:val="2E3C4F"/>
+          <w:spacing w:val="-4"/>
+          <w:w w:val="90"/>
+          <w:sz w:val="18"/>
+          <w:szCs w:val="18"/>
+        </w:rPr>
+        <w:t>pvenetis.work@gmail.com</w:t>
+      </w:r>
+      <w:r>
+        <w:rPr>
+          <w:rFonts w:ascii="Arial" w:hAnsi="Arial" w:cs="Arial"/>
+          <w:color w:val="2E3C4F"/>
+          <w:spacing w:val="13"/>
+          <w:sz w:val="18"/>
+          <w:szCs w:val="18"/>
+        </w:rPr>
+        <w:t xml:space="preserve"> </w:t>
+      </w:r>
+      <w:r>
+        <w:rPr>
+          <w:rFonts w:ascii="Arial" w:hAnsi="Arial" w:cs="Arial"/>
+          <w:noProof/>
+          <w:color w:val="2E3C4F"/>
+          <w:spacing w:val="-23"/>
+          <w:sz w:val="18"/>
+          <w:szCs w:val="18"/>
+        </w:rPr>
+        <w:drawing>
+          <wp:inline distT="0" distB="0" distL="0" distR="0" wp14:anchorId="0904E75F" wp14:editId="1C2CF01F">
+            <wp:extent cx="57819" cy="77092"/>
+            <wp:effectExtent l="0" t="0" r="0" b="0"/>
+            <wp:docPr id="3" name="Image 3"/>
+            <wp:cNvGraphicFramePr>
+              <a:graphicFrameLocks xmlns:a="http://schemas.openxmlformats.org/drawingml/2006/main"/>
+            </wp:cNvGraphicFramePr>
+            <a:graphic xmlns:a="http://schemas.openxmlformats.org/drawingml/2006/main">
+              <a:graphicData uri="http://schemas.openxmlformats.org/drawingml/2006/picture">
+                <pic:pic xmlns:pic="http://schemas.openxmlformats.org/drawingml/2006/picture">
+                  <pic:nvPicPr>
+                    <pic:cNvPr id="3" name="Image 3"/>
+                    <pic:cNvPicPr/>
+                  </pic:nvPicPr>
+                  <pic:blipFill>
+                    <a:blip r:embed="rId6" cstate="print"/>
+                    <a:stretch>
+                      <a:fillRect/>
+                    </a:stretch>
+                  </pic:blipFill>
+                  <pic:spPr>
+                    <a:xfrm>
+                      <a:off x="0" y="0"/>
+                      <a:ext cx="57819" cy="77092"/>
+                    </a:xfrm>
+                    <a:prstGeom prst="rect">
+                      <a:avLst/>
+                    </a:prstGeom>
+                  </pic:spPr>
+                </pic:pic>
+              </a:graphicData>
+            </a:graphic>
+          </wp:inline>
+        </w:drawing>
+      </w:r>
+      <w:r>
+        <w:rPr>
+          <w:rFonts w:ascii="Arial" w:hAnsi="Arial" w:cs="Arial"/>
+          <w:color w:val="2E3C4F"/>
+          <w:spacing w:val="43"/>
+          <w:sz w:val="18"/>
+          <w:szCs w:val="18"/>
+        </w:rPr>
+        <w:t xml:space="preserve"> </w:t>
+      </w:r>
+      <w:r>
+        <w:rPr>
+          <w:rFonts w:ascii="Arial" w:hAnsi="Arial" w:cs="Arial"/>
+          <w:color w:val="2E3C4F"/>
+          <w:spacing w:val="-4"/>
+          <w:w w:val="90"/>
+          <w:sz w:val="18"/>
+          <w:szCs w:val="18"/>
+        </w:rPr>
+        <w:t>(416-262-1057)</w:t>
+      </w:r>
+      <w:r>
+        <w:rPr>
+          <w:rFonts w:ascii="Arial" w:hAnsi="Arial" w:cs="Arial"/>
+          <w:color w:val="2E3C4F"/>
+          <w:spacing w:val="9"/>
+          <w:w w:val="90"/>
+          <w:sz w:val="18"/>
+          <w:szCs w:val="18"/>
+        </w:rPr>
+        <w:t xml:space="preserve"> </w:t>
+      </w:r>
+      <w:r>
+        <w:rPr>
+          <w:rFonts w:ascii="Arial" w:hAnsi="Arial" w:cs="Arial"/>
+          <w:noProof/>
+          <w:color w:val="2E3C4F"/>
+          <w:spacing w:val="14"/>
+          <w:sz w:val="18"/>
+          <w:szCs w:val="18"/>
+        </w:rPr>
+        <w:drawing>
+          <wp:inline distT="0" distB="0" distL="0" distR="0" wp14:anchorId="0304891E" wp14:editId="600CEBAF">
+            <wp:extent cx="77080" cy="77086"/>
+            <wp:effectExtent l="0" t="0" r="0" b="0"/>
+            <wp:docPr id="4" name="Image 4"/>
+            <wp:cNvGraphicFramePr>
+              <a:graphicFrameLocks xmlns:a="http://schemas.openxmlformats.org/drawingml/2006/main"/>
+            </wp:cNvGraphicFramePr>
+            <a:graphic xmlns:a="http://schemas.openxmlformats.org/drawingml/2006/main">
+              <a:graphicData uri="http://schemas.openxmlformats.org/drawingml/2006/picture">
+                <pic:pic xmlns:pic="http://schemas.openxmlformats.org/drawingml/2006/picture">
+                  <pic:nvPicPr>
+                    <pic:cNvPr id="4" name="Image 4"/>
+                    <pic:cNvPicPr/>
+                  </pic:nvPicPr>
+                  <pic:blipFill>
+                    <a:blip r:embed="rId7" cstate="print"/>
+                    <a:stretch>
+                      <a:fillRect/>
+                    </a:stretch>
+                  </pic:blipFill>
+                  <pic:spPr>
+                    <a:xfrm>
+                      <a:off x="0" y="0"/>
+                      <a:ext cx="77080" cy="77086"/>
+                    </a:xfrm>
+                    <a:prstGeom prst="rect">
+                      <a:avLst/>
+                    </a:prstGeom>
+                  </pic:spPr>
+                </pic:pic>
+              </a:graphicData>
+            </a:graphic>
+          </wp:inline>
+        </w:drawing>
+      </w:r>
+      <w:r>
+        <w:rPr>
+          <w:rFonts w:ascii="Arial" w:hAnsi="Arial" w:cs="Arial"/>
+          <w:color w:val="2E3C4F"/>
+          <w:spacing w:val="-5"/>
+          <w:sz w:val="18"/>
+          <w:szCs w:val="18"/>
+        </w:rPr>
+        <w:t xml:space="preserve"> </w:t>
+      </w:r>
+      <w:hyperlink r:id="rId8">
         <w:r>
           <w:rPr>
             <w:rFonts w:ascii="Arial" w:hAnsi="Arial" w:cs="Arial"/>
@@ -177,13 +330,14 @@
             <w:sz w:val="18"/>
             <w:szCs w:val="18"/>
           </w:rPr>
-          <w:t>pvenetis.work@gmail.com</w:t>
+          <w:t>in/peri-venetis</w:t>
         </w:r>
         <w:r>
           <w:rPr>
             <w:rFonts w:ascii="Arial" w:hAnsi="Arial" w:cs="Arial"/>
             <w:color w:val="2E3C4F"/>
-            <w:spacing w:val="13"/>
+            <w:spacing w:val="3"/>
+            <w:w w:val="90"/>
             <w:sz w:val="18"/>
             <w:szCs w:val="18"/>
           </w:rPr>
@@ -194,15 +348,16 @@
             <w:rFonts w:ascii="Arial" w:hAnsi="Arial" w:cs="Arial"/>
             <w:noProof/>
             <w:color w:val="2E3C4F"/>
-            <w:spacing w:val="-23"/>
+            <w:spacing w:val="6"/>
+            <w:position w:val="2"/>
             <w:sz w:val="18"/>
             <w:szCs w:val="18"/>
           </w:rPr>
           <w:drawing>
-            <wp:inline distT="0" distB="0" distL="0" distR="0" wp14:anchorId="0904E75F" wp14:editId="1C2CF01F">
-              <wp:extent cx="57819" cy="77092"/>
+            <wp:inline distT="0" distB="0" distL="0" distR="0" wp14:anchorId="6ABA83B9" wp14:editId="105C3750">
+              <wp:extent cx="77095" cy="43367"/>
               <wp:effectExtent l="0" t="0" r="0" b="0"/>
-              <wp:docPr id="3" name="Image 3"/>
+              <wp:docPr id="5" name="Image 5"/>
               <wp:cNvGraphicFramePr>
                 <a:graphicFrameLocks xmlns:a="http://schemas.openxmlformats.org/drawingml/2006/main"/>
               </wp:cNvGraphicFramePr>
@@ -210,11 +365,11 @@
                 <a:graphicData uri="http://schemas.openxmlformats.org/drawingml/2006/picture">
                   <pic:pic xmlns:pic="http://schemas.openxmlformats.org/drawingml/2006/picture">
                     <pic:nvPicPr>
-                      <pic:cNvPr id="3" name="Image 3"/>
+                      <pic:cNvPr id="5" name="Image 5"/>
                       <pic:cNvPicPr/>
                     </pic:nvPicPr>
                     <pic:blipFill>
-                      <a:blip r:embed="rId7" cstate="print"/>
+                      <a:blip r:embed="rId9" cstate="print"/>
                       <a:stretch>
                         <a:fillRect/>
                       </a:stretch>
@@ -222,7 +377,7 @@
                     <pic:spPr>
                       <a:xfrm>
                         <a:off x="0" y="0"/>
-                        <a:ext cx="57819" cy="77092"/>
+                        <a:ext cx="77095" cy="43367"/>
                       </a:xfrm>
                       <a:prstGeom prst="rect">
                         <a:avLst/>
@@ -238,90 +393,13 @@
           <w:rPr>
             <w:rFonts w:ascii="Arial" w:hAnsi="Arial" w:cs="Arial"/>
             <w:color w:val="2E3C4F"/>
-            <w:spacing w:val="43"/>
+            <w:spacing w:val="9"/>
             <w:sz w:val="18"/>
             <w:szCs w:val="18"/>
           </w:rPr>
           <w:t xml:space="preserve"> </w:t>
         </w:r>
-        <w:r>
-          <w:rPr>
-            <w:rFonts w:ascii="Arial" w:hAnsi="Arial" w:cs="Arial"/>
-            <w:color w:val="2E3C4F"/>
-            <w:spacing w:val="-4"/>
-            <w:w w:val="90"/>
-            <w:sz w:val="18"/>
-            <w:szCs w:val="18"/>
-          </w:rPr>
-          <w:t>(416-262-1057)</w:t>
-        </w:r>
-        <w:r>
-          <w:rPr>
-            <w:rFonts w:ascii="Arial" w:hAnsi="Arial" w:cs="Arial"/>
-            <w:color w:val="2E3C4F"/>
-            <w:spacing w:val="9"/>
-            <w:w w:val="90"/>
-            <w:sz w:val="18"/>
-            <w:szCs w:val="18"/>
-          </w:rPr>
-          <w:t xml:space="preserve"> </w:t>
-        </w:r>
-        <w:r>
-          <w:rPr>
-            <w:rFonts w:ascii="Arial" w:hAnsi="Arial" w:cs="Arial"/>
-            <w:noProof/>
-            <w:color w:val="2E3C4F"/>
-            <w:spacing w:val="14"/>
-            <w:sz w:val="18"/>
-            <w:szCs w:val="18"/>
-          </w:rPr>
-          <w:drawing>
-            <wp:inline distT="0" distB="0" distL="0" distR="0" wp14:anchorId="0304891E" wp14:editId="600CEBAF">
-              <wp:extent cx="77080" cy="77086"/>
-              <wp:effectExtent l="0" t="0" r="0" b="0"/>
-              <wp:docPr id="4" name="Image 4"/>
-              <wp:cNvGraphicFramePr>
-                <a:graphicFrameLocks xmlns:a="http://schemas.openxmlformats.org/drawingml/2006/main"/>
-              </wp:cNvGraphicFramePr>
-              <a:graphic xmlns:a="http://schemas.openxmlformats.org/drawingml/2006/main">
-                <a:graphicData uri="http://schemas.openxmlformats.org/drawingml/2006/picture">
-                  <pic:pic xmlns:pic="http://schemas.openxmlformats.org/drawingml/2006/picture">
-                    <pic:nvPicPr>
-                      <pic:cNvPr id="4" name="Image 4"/>
-                      <pic:cNvPicPr/>
-                    </pic:nvPicPr>
-                    <pic:blipFill>
-                      <a:blip r:embed="rId8" cstate="print"/>
-                      <a:stretch>
-                        <a:fillRect/>
-                      </a:stretch>
-                    </pic:blipFill>
-                    <pic:spPr>
-                      <a:xfrm>
-                        <a:off x="0" y="0"/>
-                        <a:ext cx="77080" cy="77086"/>
-                      </a:xfrm>
-                      <a:prstGeom prst="rect">
-                        <a:avLst/>
-                      </a:prstGeom>
-                    </pic:spPr>
-                  </pic:pic>
-                </a:graphicData>
-              </a:graphic>
-            </wp:inline>
-          </w:drawing>
-        </w:r>
-        <w:r>
-          <w:rPr>
-            <w:rFonts w:ascii="Arial" w:hAnsi="Arial" w:cs="Arial"/>
-            <w:color w:val="2E3C4F"/>
-            <w:spacing w:val="-5"/>
-            <w:sz w:val="18"/>
-            <w:szCs w:val="18"/>
-          </w:rPr>
-          <w:t xml:space="preserve"> </w:t>
-        </w:r>
-        <w:hyperlink r:id="rId9">
+        <w:hyperlink r:id="rId10">
           <w:r>
             <w:rPr>
               <w:rFonts w:ascii="Arial" w:hAnsi="Arial" w:cs="Arial"/>
@@ -331,88 +409,8 @@
               <w:sz w:val="18"/>
               <w:szCs w:val="18"/>
             </w:rPr>
-            <w:t>in/peri-venetis</w:t>
+            <w:t>pvenetis.github.io/</w:t>
           </w:r>
-          <w:r>
-            <w:rPr>
-              <w:rFonts w:ascii="Arial" w:hAnsi="Arial" w:cs="Arial"/>
-              <w:color w:val="2E3C4F"/>
-              <w:spacing w:val="3"/>
-              <w:w w:val="90"/>
-              <w:sz w:val="18"/>
-              <w:szCs w:val="18"/>
-            </w:rPr>
-            <w:t xml:space="preserve"> </w:t>
-          </w:r>
-          <w:r>
-            <w:rPr>
-              <w:rFonts w:ascii="Arial" w:hAnsi="Arial" w:cs="Arial"/>
-              <w:noProof/>
-              <w:color w:val="2E3C4F"/>
-              <w:spacing w:val="6"/>
-              <w:position w:val="2"/>
-              <w:sz w:val="18"/>
-              <w:szCs w:val="18"/>
-            </w:rPr>
-            <w:drawing>
-              <wp:inline distT="0" distB="0" distL="0" distR="0" wp14:anchorId="6ABA83B9" wp14:editId="105C3750">
-                <wp:extent cx="77095" cy="43367"/>
-                <wp:effectExtent l="0" t="0" r="0" b="0"/>
-                <wp:docPr id="5" name="Image 5"/>
-                <wp:cNvGraphicFramePr>
-                  <a:graphicFrameLocks xmlns:a="http://schemas.openxmlformats.org/drawingml/2006/main"/>
-                </wp:cNvGraphicFramePr>
-                <a:graphic xmlns:a="http://schemas.openxmlformats.org/drawingml/2006/main">
-                  <a:graphicData uri="http://schemas.openxmlformats.org/drawingml/2006/picture">
-                    <pic:pic xmlns:pic="http://schemas.openxmlformats.org/drawingml/2006/picture">
-                      <pic:nvPicPr>
-                        <pic:cNvPr id="5" name="Image 5"/>
-                        <pic:cNvPicPr/>
-                      </pic:nvPicPr>
-                      <pic:blipFill>
-                        <a:blip r:embed="rId10" cstate="print"/>
-                        <a:stretch>
-                          <a:fillRect/>
-                        </a:stretch>
-                      </pic:blipFill>
-                      <pic:spPr>
-                        <a:xfrm>
-                          <a:off x="0" y="0"/>
-                          <a:ext cx="77095" cy="43367"/>
-                        </a:xfrm>
-                        <a:prstGeom prst="rect">
-                          <a:avLst/>
-                        </a:prstGeom>
-                      </pic:spPr>
-                    </pic:pic>
-                  </a:graphicData>
-                </a:graphic>
-              </wp:inline>
-            </w:drawing>
-          </w:r>
-          <w:r>
-            <w:rPr>
-              <w:rFonts w:ascii="Arial" w:hAnsi="Arial" w:cs="Arial"/>
-              <w:color w:val="2E3C4F"/>
-              <w:spacing w:val="9"/>
-              <w:sz w:val="18"/>
-              <w:szCs w:val="18"/>
-            </w:rPr>
-            <w:t xml:space="preserve"> </w:t>
-          </w:r>
-          <w:hyperlink r:id="rId11">
-            <w:r>
-              <w:rPr>
-                <w:rFonts w:ascii="Arial" w:hAnsi="Arial" w:cs="Arial"/>
-                <w:color w:val="2E3C4F"/>
-                <w:spacing w:val="-4"/>
-                <w:w w:val="90"/>
-                <w:sz w:val="18"/>
-                <w:szCs w:val="18"/>
-              </w:rPr>
-              <w:t>pvenetis.github.io/</w:t>
-            </w:r>
-          </w:hyperlink>
         </w:hyperlink>
       </w:hyperlink>
     </w:p>
@@ -505,7 +503,7 @@
           </mc:Choice>
           <mc:Fallback>
             <w:pict>
-              <v:shape w14:anchorId="3DFEF6EC" id="Graphic 6" o:spid="_x0000_s1026" style="position:absolute;margin-left:39.75pt;margin-top:15.4pt;width:532.5pt;height:.75pt;z-index:-251660800;visibility:visible;mso-wrap-style:square;mso-wrap-distance-left:0;mso-wrap-distance-top:0;mso-wrap-distance-right:0;mso-wrap-distance-bottom:0;mso-position-horizontal:absolute;mso-position-horizontal-relative:page;mso-position-vertical:absolute;mso-position-vertical-relative:text;v-text-anchor:top" coordsize="6762750,9525" o:gfxdata="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" path="m6762749,9524l,9524,,,6762749,r,9524xe" fillcolor="#e4e7eb" stroked="f">
+              <v:shape w14:anchorId="51D9BD9D" id="Graphic 6" o:spid="_x0000_s1026" style="position:absolute;margin-left:39.75pt;margin-top:15.4pt;width:532.5pt;height:.75pt;z-index:-251660800;visibility:visible;mso-wrap-style:square;mso-wrap-distance-left:0;mso-wrap-distance-top:0;mso-wrap-distance-right:0;mso-wrap-distance-bottom:0;mso-position-horizontal:absolute;mso-position-horizontal-relative:page;mso-position-vertical:absolute;mso-position-vertical-relative:text;v-text-anchor:top" coordsize="6762750,9525" o:gfxdata="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" path="m6762749,9524l,9524,,,6762749,r,9524xe" fillcolor="#e4e7eb" stroked="f">
                 <v:path arrowok="t"/>
                 <w10:wrap type="topAndBottom" anchorx="page"/>
               </v:shape>
@@ -623,7 +621,7 @@
           </mc:Choice>
           <mc:Fallback>
             <w:pict>
-              <v:group w14:anchorId="26AF1EDB" id="Group 7" o:spid="_x0000_s1026" style="width:532.5pt;height:.75pt;mso-position-horizontal-relative:char;mso-position-vertical-relative:line" coordsize="67627,95" o:gfxdata="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">
+              <v:group w14:anchorId="6982A4D0" id="Group 7" o:spid="_x0000_s1026" style="width:532.5pt;height:.75pt;mso-position-horizontal-relative:char;mso-position-vertical-relative:line" coordsize="67627,95" o:gfxdata="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">
                 <v:shape id="Graphic 8" o:spid="_x0000_s1027" style="position:absolute;width:67627;height:95;visibility:visible;mso-wrap-style:square;v-text-anchor:top" coordsize="6762750,9525" o:gfxdata="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" path="m6762749,9524l,9524,,,6762749,r,9524xe" fillcolor="black" stroked="f">
                   <v:path arrowok="t"/>
                 </v:shape>
@@ -888,7 +886,7 @@
           </mc:Choice>
           <mc:Fallback>
             <w:pict>
-              <v:group w14:anchorId="1AC47840" id="Group 10" o:spid="_x0000_s1026" style="width:532.5pt;height:.75pt;mso-position-horizontal-relative:char;mso-position-vertical-relative:line" coordsize="67627,95" o:gfxdata="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">
+              <v:group w14:anchorId="4A7FD9FB" id="Group 10" o:spid="_x0000_s1026" style="width:532.5pt;height:.75pt;mso-position-horizontal-relative:char;mso-position-vertical-relative:line" coordsize="67627,95" o:gfxdata="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">
                 <v:shape id="Graphic 11" o:spid="_x0000_s1027" style="position:absolute;width:67627;height:95;visibility:visible;mso-wrap-style:square;v-text-anchor:top" coordsize="6762750,9525" o:gfxdata="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" path="m6762749,9524l,9524,,,6762749,r,9524xe" fillcolor="black" stroked="f">
                   <v:path arrowok="t"/>
                 </v:shape>
@@ -3944,7 +3942,7 @@
           </mc:Choice>
           <mc:Fallback>
             <w:pict>
-              <v:group w14:anchorId="071BF2B3" id="Group 13" o:spid="_x0000_s1026" style="width:532.5pt;height:.75pt;mso-position-horizontal-relative:char;mso-position-vertical-relative:line" coordsize="67627,95" o:gfxdata="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">
+              <v:group w14:anchorId="248E256E" id="Group 13" o:spid="_x0000_s1026" style="width:532.5pt;height:.75pt;mso-position-horizontal-relative:char;mso-position-vertical-relative:line" coordsize="67627,95" o:gfxdata="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">
                 <v:shape id="Graphic 14" o:spid="_x0000_s1027" style="position:absolute;width:67627;height:95;visibility:visible;mso-wrap-style:square;v-text-anchor:top" coordsize="6762750,9525" o:gfxdata="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" path="m6762749,9524l,9524,,,6762749,r,9524xe" fillcolor="black" stroked="f">
                   <v:path arrowok="t"/>
                 </v:shape>
@@ -4025,7 +4023,7 @@
         </w:rPr>
         <w:t xml:space="preserve"> </w:t>
       </w:r>
-      <w:hyperlink r:id="rId12" w:tgtFrame="_new" w:history="1">
+      <w:hyperlink r:id="rId11" w:tgtFrame="_new" w:history="1">
         <w:r>
           <w:rPr>
             <w:rFonts w:ascii="Arial" w:hAnsi="Arial" w:cs="Arial"/>
@@ -4035,62 +4033,7 @@
             <w:spacing w:val="-4"/>
             <w:w w:val="80"/>
           </w:rPr>
-          <w:t>Proj</w:t>
-        </w:r>
-        <w:r>
-          <w:rPr>
-            <w:rFonts w:ascii="Arial" w:hAnsi="Arial" w:cs="Arial"/>
-            <w:i/>
-            <w:iCs/>
-            <w:color w:val="2E3C4F"/>
-            <w:spacing w:val="-4"/>
-            <w:w w:val="80"/>
-          </w:rPr>
-          <w:t>e</w:t>
-        </w:r>
-        <w:r>
-          <w:rPr>
-            <w:rFonts w:ascii="Arial" w:hAnsi="Arial" w:cs="Arial"/>
-            <w:i/>
-            <w:iCs/>
-            <w:color w:val="2E3C4F"/>
-            <w:spacing w:val="-4"/>
-            <w:w w:val="80"/>
-          </w:rPr>
-          <w:t>c</w:t>
-        </w:r>
-        <w:r>
-          <w:rPr>
-            <w:rFonts w:ascii="Arial" w:hAnsi="Arial" w:cs="Arial"/>
-            <w:i/>
-            <w:iCs/>
-            <w:color w:val="2E3C4F"/>
-            <w:spacing w:val="-4"/>
-            <w:w w:val="80"/>
-          </w:rPr>
-          <w:t>t</w:t>
-        </w:r>
-        <w:r>
-          <w:rPr>
-            <w:rFonts w:ascii="Arial" w:hAnsi="Arial" w:cs="Arial"/>
-            <w:i/>
-            <w:iCs/>
-            <w:color w:val="2E3C4F"/>
-            <w:spacing w:val="-4"/>
-            <w:w w:val="80"/>
-          </w:rPr>
-          <w:t xml:space="preserve"> </w:t>
-        </w:r>
-        <w:r>
-          <w:rPr>
-            <w:rFonts w:ascii="Arial" w:hAnsi="Arial" w:cs="Arial"/>
-            <w:i/>
-            <w:iCs/>
-            <w:color w:val="2E3C4F"/>
-            <w:spacing w:val="-4"/>
-            <w:w w:val="80"/>
-          </w:rPr>
-          <w:t>Link</w:t>
+          <w:t>Project Link</w:t>
         </w:r>
       </w:hyperlink>
       <w:r>
@@ -4314,7 +4257,7 @@
         </w:rPr>
         <w:t xml:space="preserve"> </w:t>
       </w:r>
-      <w:hyperlink r:id="rId13" w:tgtFrame="_new" w:history="1">
+      <w:hyperlink r:id="rId12" w:tgtFrame="_new" w:history="1">
         <w:r>
           <w:rPr>
             <w:rFonts w:ascii="Arial" w:hAnsi="Arial" w:cs="Arial"/>
@@ -4324,29 +4267,7 @@
             <w:spacing w:val="-4"/>
             <w:w w:val="80"/>
           </w:rPr>
-          <w:t>Proje</w:t>
-        </w:r>
-        <w:r>
-          <w:rPr>
-            <w:rFonts w:ascii="Arial" w:hAnsi="Arial" w:cs="Arial"/>
-            <w:i/>
-            <w:iCs/>
-            <w:color w:val="2E3C4F"/>
-            <w:spacing w:val="-4"/>
-            <w:w w:val="80"/>
-          </w:rPr>
-          <w:t>c</w:t>
-        </w:r>
-        <w:r>
-          <w:rPr>
-            <w:rFonts w:ascii="Arial" w:hAnsi="Arial" w:cs="Arial"/>
-            <w:i/>
-            <w:iCs/>
-            <w:color w:val="2E3C4F"/>
-            <w:spacing w:val="-4"/>
-            <w:w w:val="80"/>
-          </w:rPr>
-          <w:t>t Link</w:t>
+          <w:t>Project Link</w:t>
         </w:r>
       </w:hyperlink>
       <w:r>
@@ -4783,7 +4704,7 @@
         </w:rPr>
         <w:t xml:space="preserve"> </w:t>
       </w:r>
-      <w:hyperlink r:id="rId14" w:tgtFrame="_new" w:history="1">
+      <w:hyperlink r:id="rId13" w:tgtFrame="_new" w:history="1">
         <w:r>
           <w:rPr>
             <w:rFonts w:ascii="Arial" w:hAnsi="Arial" w:cs="Arial"/>
@@ -5882,7 +5803,7 @@
         </w:rPr>
         <w:t xml:space="preserve"> </w:t>
       </w:r>
-      <w:hyperlink r:id="rId15" w:tgtFrame="_new" w:history="1">
+      <w:hyperlink r:id="rId14" w:tgtFrame="_new" w:history="1">
         <w:r>
           <w:rPr>
             <w:rFonts w:ascii="Arial" w:hAnsi="Arial" w:cs="Arial"/>
@@ -7121,7 +7042,7 @@
           </mc:Choice>
           <mc:Fallback>
             <w:pict>
-              <v:group w14:anchorId="5F9A1BFF" id="Group 16" o:spid="_x0000_s1026" style="width:532.5pt;height:.75pt;mso-position-horizontal-relative:char;mso-position-vertical-relative:line" coordsize="67627,95" o:gfxdata="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">
+              <v:group w14:anchorId="05D202BE" id="Group 16" o:spid="_x0000_s1026" style="width:532.5pt;height:.75pt;mso-position-horizontal-relative:char;mso-position-vertical-relative:line" coordsize="67627,95" o:gfxdata="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">
                 <v:shape id="Graphic 17" o:spid="_x0000_s1027" style="position:absolute;width:67627;height:95;visibility:visible;mso-wrap-style:square;v-text-anchor:top" coordsize="6762750,9525" o:gfxdata="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" path="m6762749,9524l,9524,,,6762749,r,9524xe" fillcolor="black" stroked="f">
                   <v:path arrowok="t"/>
                 </v:shape>
@@ -7606,7 +7527,7 @@
           </mc:Choice>
           <mc:Fallback>
             <w:pict>
-              <v:group w14:anchorId="7A58FF2A" id="Group 19" o:spid="_x0000_s1026" style="width:532.5pt;height:.75pt;mso-position-horizontal-relative:char;mso-position-vertical-relative:line" coordsize="67627,95" o:gfxdata="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">
+              <v:group w14:anchorId="421E9BFC" id="Group 19" o:spid="_x0000_s1026" style="width:532.5pt;height:.75pt;mso-position-horizontal-relative:char;mso-position-vertical-relative:line" coordsize="67627,95" o:gfxdata="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">
                 <v:shape id="Graphic 20" o:spid="_x0000_s1027" style="position:absolute;width:67627;height:95;visibility:visible;mso-wrap-style:square;v-text-anchor:top" coordsize="6762750,9525" o:gfxdata="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" path="m6762749,9524l,9524,,,6762749,r,9524xe" fillcolor="black" stroked="f">
                   <v:path arrowok="t"/>
                 </v:shape>
@@ -8983,6 +8904,7 @@
   <w:style w:type="character" w:default="1" w:styleId="DefaultParagraphFont">
     <w:name w:val="Default Paragraph Font"/>
     <w:uiPriority w:val="1"/>
+    <w:semiHidden/>
     <w:unhideWhenUsed/>
   </w:style>
   <w:style w:type="table" w:default="1" w:styleId="TableNormal">

--- a/assets/Peri_Venetis_Resume.docx
+++ b/assets/Peri_Venetis_Resume.docx
@@ -380,7 +380,7 @@
                   <wp:posOffset>457200</wp:posOffset>
                 </wp:positionH>
                 <wp:positionV relativeFrom="paragraph">
-                  <wp:posOffset>327388</wp:posOffset>
+                  <wp:posOffset>327655</wp:posOffset>
                 </wp:positionV>
                 <wp:extent cx="6858000" cy="1270"/>
                 <wp:effectExtent l="0" t="0" r="0" b="0"/>
@@ -437,7 +437,7 @@
           </mc:Choice>
           <mc:Fallback>
             <w:pict>
-              <v:shape style="position:absolute;margin-left:36pt;margin-top:25.778608pt;width:540pt;height:.1pt;mso-position-horizontal-relative:page;mso-position-vertical-relative:paragraph;z-index:-15728128;mso-wrap-distance-left:0;mso-wrap-distance-right:0" id="docshape2" coordorigin="720,516" coordsize="10800,0" path="m720,516l11520,516e" filled="false" stroked="true" strokeweight=".398pt" strokecolor="#000000">
+              <v:shape style="position:absolute;margin-left:36pt;margin-top:25.799608pt;width:540pt;height:.1pt;mso-position-horizontal-relative:page;mso-position-vertical-relative:paragraph;z-index:-15728128;mso-wrap-distance-left:0;mso-wrap-distance-right:0" id="docshape2" coordorigin="720,516" coordsize="10800,0" path="m720,516l11520,516e" filled="false" stroked="true" strokeweight=".398pt" strokecolor="#000000">
                 <v:path arrowok="t"/>
                 <v:stroke dashstyle="solid"/>
                 <w10:wrap type="topAndBottom"/>
@@ -491,8 +491,8 @@
     </w:p>
     <w:p>
       <w:pPr>
-        <w:spacing w:line="242" w:lineRule="auto" w:before="58"/>
-        <w:ind w:left="0" w:right="552" w:firstLine="0"/>
+        <w:spacing w:line="228" w:lineRule="auto" w:before="69"/>
+        <w:ind w:left="0" w:right="375" w:firstLine="0"/>
         <w:jc w:val="left"/>
         <w:rPr>
           <w:sz w:val="22"/>
@@ -500,265 +500,286 @@
       </w:pPr>
       <w:r>
         <w:rPr>
-          <w:sz w:val="22"/>
-        </w:rPr>
-        <w:t>Computer</w:t>
+          <w:w w:val="105"/>
+          <w:sz w:val="22"/>
+        </w:rPr>
+        <w:t>Detail-oriented</w:t>
+      </w:r>
+      <w:r>
+        <w:rPr>
+          <w:spacing w:val="27"/>
+          <w:w w:val="105"/>
+          <w:sz w:val="22"/>
+        </w:rPr>
+        <w:t> </w:t>
+      </w:r>
+      <w:r>
+        <w:rPr>
+          <w:w w:val="105"/>
+          <w:sz w:val="22"/>
+        </w:rPr>
+        <w:t>Data</w:t>
+      </w:r>
+      <w:r>
+        <w:rPr>
+          <w:spacing w:val="27"/>
+          <w:w w:val="105"/>
+          <w:sz w:val="22"/>
+        </w:rPr>
+        <w:t> </w:t>
+      </w:r>
+      <w:r>
+        <w:rPr>
+          <w:w w:val="105"/>
+          <w:sz w:val="22"/>
+        </w:rPr>
+        <w:t>Analyst</w:t>
+      </w:r>
+      <w:r>
+        <w:rPr>
+          <w:spacing w:val="27"/>
+          <w:w w:val="105"/>
+          <w:sz w:val="22"/>
+        </w:rPr>
+        <w:t> </w:t>
+      </w:r>
+      <w:r>
+        <w:rPr>
+          <w:w w:val="105"/>
+          <w:sz w:val="22"/>
+        </w:rPr>
+        <w:t>with</w:t>
+      </w:r>
+      <w:r>
+        <w:rPr>
+          <w:spacing w:val="27"/>
+          <w:w w:val="105"/>
+          <w:sz w:val="22"/>
+        </w:rPr>
+        <w:t> </w:t>
+      </w:r>
+      <w:r>
+        <w:rPr>
+          <w:w w:val="105"/>
+          <w:sz w:val="22"/>
+        </w:rPr>
+        <w:t>2</w:t>
+      </w:r>
+      <w:r>
+        <w:rPr>
+          <w:spacing w:val="27"/>
+          <w:w w:val="105"/>
+          <w:sz w:val="22"/>
+        </w:rPr>
+        <w:t> </w:t>
+      </w:r>
+      <w:r>
+        <w:rPr>
+          <w:w w:val="105"/>
+          <w:sz w:val="22"/>
+        </w:rPr>
+        <w:t>years</w:t>
+      </w:r>
+      <w:r>
+        <w:rPr>
+          <w:spacing w:val="27"/>
+          <w:w w:val="105"/>
+          <w:sz w:val="22"/>
+        </w:rPr>
+        <w:t> </w:t>
+      </w:r>
+      <w:r>
+        <w:rPr>
+          <w:w w:val="105"/>
+          <w:sz w:val="22"/>
+        </w:rPr>
+        <w:t>of</w:t>
+      </w:r>
+      <w:r>
+        <w:rPr>
+          <w:spacing w:val="27"/>
+          <w:w w:val="105"/>
+          <w:sz w:val="22"/>
+        </w:rPr>
+        <w:t> </w:t>
+      </w:r>
+      <w:r>
+        <w:rPr>
+          <w:w w:val="105"/>
+          <w:sz w:val="22"/>
+        </w:rPr>
+        <w:t>experience</w:t>
+      </w:r>
+      <w:r>
+        <w:rPr>
+          <w:spacing w:val="27"/>
+          <w:w w:val="105"/>
+          <w:sz w:val="22"/>
+        </w:rPr>
+        <w:t> </w:t>
+      </w:r>
+      <w:r>
+        <w:rPr>
+          <w:w w:val="105"/>
+          <w:sz w:val="22"/>
+        </w:rPr>
+        <w:t>applying</w:t>
+      </w:r>
+      <w:r>
+        <w:rPr>
+          <w:spacing w:val="26"/>
+          <w:w w:val="105"/>
+          <w:sz w:val="22"/>
+        </w:rPr>
+        <w:t> </w:t>
+      </w:r>
+      <w:r>
+        <w:rPr>
+          <w:w w:val="105"/>
+          <w:sz w:val="22"/>
+        </w:rPr>
+        <w:t>SQL,</w:t>
+      </w:r>
+      <w:r>
+        <w:rPr>
+          <w:spacing w:val="27"/>
+          <w:w w:val="105"/>
+          <w:sz w:val="22"/>
+        </w:rPr>
+        <w:t> </w:t>
+      </w:r>
+      <w:r>
+        <w:rPr>
+          <w:w w:val="105"/>
+          <w:sz w:val="22"/>
+        </w:rPr>
+        <w:t>Power</w:t>
+      </w:r>
+      <w:r>
+        <w:rPr>
+          <w:spacing w:val="27"/>
+          <w:w w:val="105"/>
+          <w:sz w:val="22"/>
+        </w:rPr>
+        <w:t> </w:t>
+      </w:r>
+      <w:r>
+        <w:rPr>
+          <w:w w:val="105"/>
+          <w:sz w:val="22"/>
+        </w:rPr>
+        <w:t>BI,</w:t>
+      </w:r>
+      <w:r>
+        <w:rPr>
+          <w:spacing w:val="27"/>
+          <w:w w:val="105"/>
+          <w:sz w:val="22"/>
+        </w:rPr>
+        <w:t> </w:t>
+      </w:r>
+      <w:r>
+        <w:rPr>
+          <w:w w:val="105"/>
+          <w:sz w:val="22"/>
+        </w:rPr>
+        <w:t>and</w:t>
+      </w:r>
+      <w:r>
+        <w:rPr>
+          <w:spacing w:val="27"/>
+          <w:w w:val="105"/>
+          <w:sz w:val="22"/>
+        </w:rPr>
+        <w:t> </w:t>
+      </w:r>
+      <w:r>
+        <w:rPr>
+          <w:w w:val="105"/>
+          <w:sz w:val="22"/>
+        </w:rPr>
+        <w:t>Excel</w:t>
+      </w:r>
+      <w:r>
+        <w:rPr>
+          <w:spacing w:val="27"/>
+          <w:w w:val="105"/>
+          <w:sz w:val="22"/>
+        </w:rPr>
+        <w:t> </w:t>
+      </w:r>
+      <w:r>
+        <w:rPr>
+          <w:w w:val="105"/>
+          <w:sz w:val="22"/>
+        </w:rPr>
+        <w:t>to</w:t>
+      </w:r>
+      <w:r>
+        <w:rPr>
+          <w:spacing w:val="26"/>
+          <w:w w:val="105"/>
+          <w:sz w:val="22"/>
+        </w:rPr>
+        <w:t> </w:t>
+      </w:r>
+      <w:r>
+        <w:rPr>
+          <w:w w:val="105"/>
+          <w:sz w:val="22"/>
+        </w:rPr>
+        <w:t>operational</w:t>
+      </w:r>
+      <w:r>
+        <w:rPr>
+          <w:spacing w:val="27"/>
+          <w:w w:val="105"/>
+          <w:sz w:val="22"/>
+        </w:rPr>
+        <w:t> </w:t>
+      </w:r>
+      <w:r>
+        <w:rPr>
+          <w:w w:val="105"/>
+          <w:sz w:val="22"/>
+        </w:rPr>
+        <w:t>and business intelligence problems.</w:t>
       </w:r>
       <w:r>
         <w:rPr>
           <w:spacing w:val="40"/>
-          <w:sz w:val="22"/>
-        </w:rPr>
-        <w:t> </w:t>
-      </w:r>
-      <w:r>
-        <w:rPr>
-          <w:sz w:val="22"/>
-        </w:rPr>
-        <w:t>Science</w:t>
-      </w:r>
-      <w:r>
-        <w:rPr>
-          <w:spacing w:val="40"/>
-          <w:sz w:val="22"/>
-        </w:rPr>
-        <w:t> </w:t>
-      </w:r>
-      <w:r>
-        <w:rPr>
-          <w:sz w:val="22"/>
-        </w:rPr>
-        <w:t>graduate</w:t>
-      </w:r>
-      <w:r>
-        <w:rPr>
-          <w:spacing w:val="40"/>
-          <w:sz w:val="22"/>
-        </w:rPr>
-        <w:t> </w:t>
-      </w:r>
-      <w:r>
-        <w:rPr>
-          <w:sz w:val="22"/>
-        </w:rPr>
-        <w:t>with</w:t>
-      </w:r>
-      <w:r>
-        <w:rPr>
-          <w:spacing w:val="40"/>
-          <w:sz w:val="22"/>
-        </w:rPr>
-        <w:t> </w:t>
-      </w:r>
-      <w:r>
-        <w:rPr>
-          <w:sz w:val="22"/>
-        </w:rPr>
-        <w:t>hands-on</w:t>
-      </w:r>
-      <w:r>
-        <w:rPr>
-          <w:spacing w:val="40"/>
-          <w:sz w:val="22"/>
-        </w:rPr>
-        <w:t> </w:t>
-      </w:r>
-      <w:r>
-        <w:rPr>
-          <w:sz w:val="22"/>
-        </w:rPr>
-        <w:t>experience</w:t>
-      </w:r>
-      <w:r>
-        <w:rPr>
-          <w:spacing w:val="40"/>
-          <w:sz w:val="22"/>
-        </w:rPr>
-        <w:t> </w:t>
-      </w:r>
-      <w:r>
-        <w:rPr>
-          <w:sz w:val="22"/>
-        </w:rPr>
-        <w:t>in</w:t>
-      </w:r>
-      <w:r>
-        <w:rPr>
-          <w:spacing w:val="40"/>
-          <w:sz w:val="22"/>
-        </w:rPr>
-        <w:t> </w:t>
-      </w:r>
-      <w:r>
-        <w:rPr>
-          <w:sz w:val="22"/>
-        </w:rPr>
-        <w:t>SQL,</w:t>
-      </w:r>
-      <w:r>
-        <w:rPr>
-          <w:spacing w:val="40"/>
-          <w:sz w:val="22"/>
-        </w:rPr>
-        <w:t> </w:t>
-      </w:r>
-      <w:r>
-        <w:rPr>
-          <w:sz w:val="22"/>
-        </w:rPr>
-        <w:t>Power</w:t>
-      </w:r>
-      <w:r>
-        <w:rPr>
-          <w:spacing w:val="40"/>
-          <w:sz w:val="22"/>
-        </w:rPr>
-        <w:t> </w:t>
-      </w:r>
-      <w:r>
-        <w:rPr>
-          <w:sz w:val="22"/>
-        </w:rPr>
-        <w:t>BI,</w:t>
-      </w:r>
-      <w:r>
-        <w:rPr>
-          <w:spacing w:val="40"/>
-          <w:sz w:val="22"/>
-        </w:rPr>
-        <w:t> </w:t>
-      </w:r>
-      <w:r>
-        <w:rPr>
-          <w:sz w:val="22"/>
-        </w:rPr>
-        <w:t>and</w:t>
-      </w:r>
-      <w:r>
-        <w:rPr>
-          <w:spacing w:val="40"/>
-          <w:sz w:val="22"/>
-        </w:rPr>
-        <w:t> </w:t>
-      </w:r>
-      <w:r>
-        <w:rPr>
-          <w:sz w:val="22"/>
-        </w:rPr>
-        <w:t>Excel</w:t>
-      </w:r>
-      <w:r>
-        <w:rPr>
-          <w:spacing w:val="40"/>
-          <w:sz w:val="22"/>
-        </w:rPr>
-        <w:t> </w:t>
-      </w:r>
-      <w:r>
-        <w:rPr>
-          <w:sz w:val="22"/>
-        </w:rPr>
-        <w:t>across</w:t>
-      </w:r>
-      <w:r>
-        <w:rPr>
-          <w:spacing w:val="40"/>
-          <w:sz w:val="22"/>
-        </w:rPr>
-        <w:t> </w:t>
-      </w:r>
-      <w:r>
-        <w:rPr>
-          <w:sz w:val="22"/>
-        </w:rPr>
-        <w:t>operations</w:t>
-      </w:r>
-      <w:r>
-        <w:rPr>
-          <w:spacing w:val="40"/>
-          <w:sz w:val="22"/>
-        </w:rPr>
-        <w:t> </w:t>
-      </w:r>
-      <w:r>
-        <w:rPr>
-          <w:sz w:val="22"/>
-        </w:rPr>
-        <w:t>analytics</w:t>
-      </w:r>
-      <w:r>
-        <w:rPr>
-          <w:spacing w:val="80"/>
-          <w:w w:val="110"/>
-          <w:sz w:val="22"/>
-        </w:rPr>
-        <w:t> </w:t>
-      </w:r>
-      <w:r>
-        <w:rPr>
-          <w:spacing w:val="-2"/>
-          <w:w w:val="110"/>
-          <w:sz w:val="22"/>
-        </w:rPr>
-        <w:t>and independent BI projects.</w:t>
-      </w:r>
-      <w:r>
-        <w:rPr>
-          <w:spacing w:val="21"/>
-          <w:w w:val="110"/>
-          <w:sz w:val="22"/>
-        </w:rPr>
-        <w:t> </w:t>
-      </w:r>
-      <w:r>
-        <w:rPr>
-          <w:spacing w:val="-2"/>
-          <w:w w:val="110"/>
-          <w:sz w:val="22"/>
-        </w:rPr>
-        <w:t>Built end-to-end pipelines from raw data extraction to executive dashboards — </w:t>
-      </w:r>
-      <w:r>
-        <w:rPr>
-          <w:w w:val="110"/>
-          <w:sz w:val="22"/>
-        </w:rPr>
-        <w:t>covering EDA, data modeling, </w:t>
-      </w:r>
-      <w:r>
-        <w:rPr>
-          <w:w w:val="115"/>
-          <w:sz w:val="22"/>
-        </w:rPr>
-        <w:t>ETL, </w:t>
-      </w:r>
-      <w:r>
-        <w:rPr>
-          <w:w w:val="110"/>
-          <w:sz w:val="22"/>
-        </w:rPr>
-        <w:t>and business reporting.</w:t>
-      </w:r>
-      <w:r>
-        <w:rPr>
-          <w:spacing w:val="33"/>
-          <w:w w:val="110"/>
-          <w:sz w:val="22"/>
-        </w:rPr>
-        <w:t> </w:t>
-      </w:r>
-      <w:r>
-        <w:rPr>
-          <w:w w:val="110"/>
-          <w:sz w:val="22"/>
-        </w:rPr>
-        <w:t>Focused on entry-level Data Analyst and Operations Analyst roles in the GTA.</w:t>
+          <w:w w:val="105"/>
+          <w:sz w:val="22"/>
+        </w:rPr>
+        <w:t> </w:t>
+      </w:r>
+      <w:r>
+        <w:rPr>
+          <w:w w:val="105"/>
+          <w:sz w:val="22"/>
+        </w:rPr>
+        <w:t>Proven track record of delivering end-to-end analytical projects — reducing manual reporting effort by </w:t>
+      </w:r>
+      <w:r>
+        <w:rPr>
+          <w:rFonts w:ascii="Lucida Sans Unicode" w:hAnsi="Lucida Sans Unicode"/>
+          <w:w w:val="105"/>
+          <w:sz w:val="22"/>
+        </w:rPr>
+        <w:t>∼</w:t>
+      </w:r>
+      <w:r>
+        <w:rPr>
+          <w:w w:val="105"/>
+          <w:sz w:val="22"/>
+        </w:rPr>
+        <w:t>30% and building dashboards that drive decisions for non-technical stakeholders.</w:t>
       </w:r>
     </w:p>
     <w:p>
       <w:pPr>
         <w:pStyle w:val="Heading2"/>
-        <w:spacing w:before="219"/>
+        <w:spacing w:before="191"/>
       </w:pPr>
       <w:r>
         <w:rPr/>
@@ -771,7 +792,7 @@
                   <wp:posOffset>457200</wp:posOffset>
                 </wp:positionH>
                 <wp:positionV relativeFrom="paragraph">
-                  <wp:posOffset>340105</wp:posOffset>
+                  <wp:posOffset>322321</wp:posOffset>
                 </wp:positionV>
                 <wp:extent cx="6858000" cy="1270"/>
                 <wp:effectExtent l="0" t="0" r="0" b="0"/>
@@ -828,7 +849,7 @@
           </mc:Choice>
           <mc:Fallback>
             <w:pict>
-              <v:shape style="position:absolute;margin-left:36pt;margin-top:26.779953pt;width:540pt;height:.1pt;mso-position-horizontal-relative:page;mso-position-vertical-relative:paragraph;z-index:-15727616;mso-wrap-distance-left:0;mso-wrap-distance-right:0" id="docshape3" coordorigin="720,536" coordsize="10800,0" path="m720,536l11520,536e" filled="false" stroked="true" strokeweight=".398pt" strokecolor="#000000">
+              <v:shape style="position:absolute;margin-left:36pt;margin-top:25.379614pt;width:540pt;height:.1pt;mso-position-horizontal-relative:page;mso-position-vertical-relative:paragraph;z-index:-15727616;mso-wrap-distance-left:0;mso-wrap-distance-right:0" id="docshape3" coordorigin="720,508" coordsize="10800,0" path="m720,508l11520,508e" filled="false" stroked="true" strokeweight=".398pt" strokecolor="#000000">
                 <v:path arrowok="t"/>
                 <v:stroke dashstyle="solid"/>
                 <w10:wrap type="topAndBottom"/>
@@ -974,7 +995,7 @@
         <w:tabs>
           <w:tab w:pos="10665" w:val="right" w:leader="none"/>
         </w:tabs>
-        <w:spacing w:before="21"/>
+        <w:spacing w:before="22"/>
         <w:ind w:left="215" w:right="0" w:firstLine="0"/>
         <w:jc w:val="left"/>
         <w:rPr>
@@ -1084,6 +1105,7 @@
     <w:p>
       <w:pPr>
         <w:pStyle w:val="Heading2"/>
+        <w:spacing w:before="106"/>
       </w:pPr>
       <w:r>
         <w:rPr/>
@@ -1096,7 +1118,7 @@
                   <wp:posOffset>457200</wp:posOffset>
                 </wp:positionH>
                 <wp:positionV relativeFrom="paragraph">
-                  <wp:posOffset>268150</wp:posOffset>
+                  <wp:posOffset>268404</wp:posOffset>
                 </wp:positionV>
                 <wp:extent cx="6858000" cy="1270"/>
                 <wp:effectExtent l="0" t="0" r="0" b="0"/>
@@ -1153,7 +1175,7 @@
           </mc:Choice>
           <mc:Fallback>
             <w:pict>
-              <v:shape style="position:absolute;margin-left:36pt;margin-top:21.114235pt;width:540pt;height:.1pt;mso-position-horizontal-relative:page;mso-position-vertical-relative:paragraph;z-index:-15727104;mso-wrap-distance-left:0;mso-wrap-distance-right:0" id="docshape4" coordorigin="720,422" coordsize="10800,0" path="m720,422l11520,422e" filled="false" stroked="true" strokeweight=".398pt" strokecolor="#000000">
+              <v:shape style="position:absolute;margin-left:36pt;margin-top:21.134233pt;width:540pt;height:.1pt;mso-position-horizontal-relative:page;mso-position-vertical-relative:paragraph;z-index:-15727104;mso-wrap-distance-left:0;mso-wrap-distance-right:0" id="docshape4" coordorigin="720,423" coordsize="10800,0" path="m720,423l11520,423e" filled="false" stroked="true" strokeweight=".398pt" strokecolor="#000000">
                 <v:path arrowok="t"/>
                 <v:stroke dashstyle="solid"/>
                 <w10:wrap type="topAndBottom"/>
@@ -1188,7 +1210,7 @@
         <w:tabs>
           <w:tab w:pos="8706" w:val="left" w:leader="none"/>
         </w:tabs>
-        <w:spacing w:before="56"/>
+        <w:spacing w:before="57"/>
         <w:ind w:left="215" w:right="0" w:firstLine="0"/>
         <w:jc w:val="left"/>
         <w:rPr>
@@ -1336,7 +1358,7 @@
         <w:tabs>
           <w:tab w:pos="9403" w:val="left" w:leader="none"/>
         </w:tabs>
-        <w:spacing w:line="243" w:lineRule="exact" w:before="22"/>
+        <w:spacing w:line="234" w:lineRule="exact" w:before="21"/>
         <w:ind w:left="215" w:right="0" w:firstLine="0"/>
         <w:jc w:val="left"/>
         <w:rPr>
@@ -1419,6 +1441,107 @@
           <w:sz w:val="20"/>
         </w:rPr>
         <w:t>ON</w:t>
+      </w:r>
+    </w:p>
+    <w:p>
+      <w:pPr>
+        <w:pStyle w:val="ListParagraph"/>
+        <w:numPr>
+          <w:ilvl w:val="0"/>
+          <w:numId w:val="1"/>
+        </w:numPr>
+        <w:tabs>
+          <w:tab w:pos="696" w:val="left" w:leader="none"/>
+        </w:tabs>
+        <w:spacing w:line="206" w:lineRule="auto" w:before="21" w:after="0"/>
+        <w:ind w:left="696" w:right="796" w:hanging="186"/>
+        <w:jc w:val="left"/>
+        <w:rPr>
+          <w:rFonts w:ascii="Arial" w:hAnsi="Arial"/>
+          <w:i/>
+          <w:position w:val="3"/>
+          <w:sz w:val="12"/>
+        </w:rPr>
+      </w:pPr>
+      <w:r>
+        <w:rPr>
+          <w:w w:val="105"/>
+          <w:sz w:val="20"/>
+        </w:rPr>
+        <w:t>Reduced recurring reporting effort by </w:t>
+      </w:r>
+      <w:r>
+        <w:rPr>
+          <w:rFonts w:ascii="Lucida Sans Unicode" w:hAnsi="Lucida Sans Unicode"/>
+          <w:w w:val="105"/>
+          <w:sz w:val="20"/>
+        </w:rPr>
+        <w:t>∼</w:t>
+      </w:r>
+      <w:r>
+        <w:rPr>
+          <w:w w:val="105"/>
+          <w:sz w:val="20"/>
+        </w:rPr>
+        <w:t>30% by rebuilding performance reports in Excel using pivot tables and</w:t>
+      </w:r>
+      <w:r>
+        <w:rPr>
+          <w:spacing w:val="80"/>
+          <w:w w:val="105"/>
+          <w:sz w:val="20"/>
+        </w:rPr>
+        <w:t> </w:t>
+      </w:r>
+      <w:r>
+        <w:rPr>
+          <w:w w:val="105"/>
+          <w:sz w:val="20"/>
+        </w:rPr>
+        <w:t>automated formulas, improving consistency and turnaround time for weekly management reviews.</w:t>
+      </w:r>
+    </w:p>
+    <w:p>
+      <w:pPr>
+        <w:pStyle w:val="ListParagraph"/>
+        <w:numPr>
+          <w:ilvl w:val="0"/>
+          <w:numId w:val="1"/>
+        </w:numPr>
+        <w:tabs>
+          <w:tab w:pos="696" w:val="left" w:leader="none"/>
+        </w:tabs>
+        <w:spacing w:line="235" w:lineRule="auto" w:before="8" w:after="0"/>
+        <w:ind w:left="696" w:right="581" w:hanging="186"/>
+        <w:jc w:val="left"/>
+        <w:rPr>
+          <w:rFonts w:ascii="Arial" w:hAnsi="Arial"/>
+          <w:i/>
+          <w:position w:val="2"/>
+          <w:sz w:val="12"/>
+        </w:rPr>
+      </w:pPr>
+      <w:r>
+        <w:rPr>
+          <w:w w:val="105"/>
+          <w:sz w:val="20"/>
+        </w:rPr>
+        <w:t>Analyzed membership and revenue data using Excel to surface pricing and retention insights, directly supporting</w:t>
+      </w:r>
+      <w:r>
+        <w:rPr>
+          <w:spacing w:val="80"/>
+          <w:w w:val="105"/>
+          <w:sz w:val="20"/>
+        </w:rPr>
+        <w:t> </w:t>
+      </w:r>
+      <w:r>
+        <w:rPr>
+          <w:w w:val="105"/>
+          <w:sz w:val="20"/>
+        </w:rPr>
+        <w:t>weekly forecasting decisions and operational planning for club management.</w:t>
       </w:r>
     </w:p>
     <w:p>
@@ -1437,7 +1560,7 @@
         <w:rPr>
           <w:rFonts w:ascii="Arial" w:hAnsi="Arial"/>
           <w:i/>
-          <w:position w:val="3"/>
+          <w:position w:val="2"/>
           <w:sz w:val="12"/>
         </w:rPr>
       </w:pPr>
@@ -1475,7 +1598,7 @@
           <w:tab w:pos="696" w:val="left" w:leader="none"/>
         </w:tabs>
         <w:spacing w:line="206" w:lineRule="auto" w:before="0" w:after="0"/>
-        <w:ind w:left="696" w:right="796" w:hanging="186"/>
+        <w:ind w:left="696" w:right="692" w:hanging="186"/>
         <w:jc w:val="left"/>
         <w:rPr>
           <w:rFonts w:ascii="Arial" w:hAnsi="Arial"/>
@@ -1486,40 +1609,341 @@
       </w:pPr>
       <w:r>
         <w:rPr>
-          <w:w w:val="105"/>
-          <w:sz w:val="20"/>
-        </w:rPr>
-        <w:t>Reduced recurring reporting effort by </w:t>
+          <w:sz w:val="20"/>
+        </w:rPr>
+        <w:t>Tracked</w:t>
+      </w:r>
+      <w:r>
+        <w:rPr>
+          <w:spacing w:val="40"/>
+          <w:sz w:val="20"/>
+        </w:rPr>
+        <w:t> </w:t>
+      </w:r>
+      <w:r>
+        <w:rPr>
+          <w:sz w:val="20"/>
+        </w:rPr>
+        <w:t>and</w:t>
+      </w:r>
+      <w:r>
+        <w:rPr>
+          <w:spacing w:val="40"/>
+          <w:sz w:val="20"/>
+        </w:rPr>
+        <w:t> </w:t>
+      </w:r>
+      <w:r>
+        <w:rPr>
+          <w:sz w:val="20"/>
+        </w:rPr>
+        <w:t>analyzed</w:t>
+      </w:r>
+      <w:r>
+        <w:rPr>
+          <w:spacing w:val="40"/>
+          <w:sz w:val="20"/>
+        </w:rPr>
+        <w:t> </w:t>
+      </w:r>
+      <w:r>
+        <w:rPr>
+          <w:sz w:val="20"/>
+        </w:rPr>
+        <w:t>new</w:t>
+      </w:r>
+      <w:r>
+        <w:rPr>
+          <w:spacing w:val="40"/>
+          <w:sz w:val="20"/>
+        </w:rPr>
+        <w:t> </w:t>
+      </w:r>
+      <w:r>
+        <w:rPr>
+          <w:sz w:val="20"/>
+        </w:rPr>
+        <w:t>membership</w:t>
+      </w:r>
+      <w:r>
+        <w:rPr>
+          <w:spacing w:val="40"/>
+          <w:sz w:val="20"/>
+        </w:rPr>
+        <w:t> </w:t>
+      </w:r>
+      <w:r>
+        <w:rPr>
+          <w:sz w:val="20"/>
+        </w:rPr>
+        <w:t>lead</w:t>
+      </w:r>
+      <w:r>
+        <w:rPr>
+          <w:spacing w:val="40"/>
+          <w:sz w:val="20"/>
+        </w:rPr>
+        <w:t> </w:t>
+      </w:r>
+      <w:r>
+        <w:rPr>
+          <w:sz w:val="20"/>
+        </w:rPr>
+        <w:t>sources</w:t>
+      </w:r>
+      <w:r>
+        <w:rPr>
+          <w:spacing w:val="40"/>
+          <w:sz w:val="20"/>
+        </w:rPr>
+        <w:t> </w:t>
+      </w:r>
+      <w:r>
+        <w:rPr>
+          <w:sz w:val="20"/>
+        </w:rPr>
+        <w:t>across</w:t>
+      </w:r>
+      <w:r>
+        <w:rPr>
+          <w:spacing w:val="40"/>
+          <w:sz w:val="20"/>
+        </w:rPr>
+        <w:t> </w:t>
+      </w:r>
+      <w:r>
+        <w:rPr>
+          <w:sz w:val="20"/>
+        </w:rPr>
+        <w:t>channels,</w:t>
+      </w:r>
+      <w:r>
+        <w:rPr>
+          <w:spacing w:val="40"/>
+          <w:sz w:val="20"/>
+        </w:rPr>
+        <w:t> </w:t>
+      </w:r>
+      <w:r>
+        <w:rPr>
+          <w:sz w:val="20"/>
+        </w:rPr>
+        <w:t>identifying</w:t>
+      </w:r>
+      <w:r>
+        <w:rPr>
+          <w:spacing w:val="40"/>
+          <w:sz w:val="20"/>
+        </w:rPr>
+        <w:t> </w:t>
+      </w:r>
+      <w:r>
+        <w:rPr>
+          <w:sz w:val="20"/>
+        </w:rPr>
+        <w:t>a</w:t>
+      </w:r>
+      <w:r>
+        <w:rPr>
+          <w:spacing w:val="40"/>
+          <w:sz w:val="20"/>
+        </w:rPr>
+        <w:t> </w:t>
       </w:r>
       <w:r>
         <w:rPr>
           <w:rFonts w:ascii="Lucida Sans Unicode" w:hAnsi="Lucida Sans Unicode"/>
-          <w:w w:val="105"/>
           <w:sz w:val="20"/>
         </w:rPr>
         <w:t>∼</w:t>
       </w:r>
       <w:r>
         <w:rPr>
-          <w:w w:val="105"/>
-          <w:sz w:val="20"/>
-        </w:rPr>
-        <w:t>30% by rebuilding performance reports in Excel using pivot tables and</w:t>
-      </w:r>
-      <w:r>
-        <w:rPr>
-          <w:spacing w:val="80"/>
-          <w:w w:val="105"/>
-          <w:sz w:val="20"/>
-        </w:rPr>
-        <w:t> </w:t>
-      </w:r>
-      <w:r>
-        <w:rPr>
-          <w:w w:val="105"/>
-          <w:sz w:val="20"/>
-        </w:rPr>
-        <w:t>automated formulas, improving consistency and turnaround time for weekly management reviews.</w:t>
+          <w:sz w:val="20"/>
+        </w:rPr>
+        <w:t>10-15%</w:t>
+      </w:r>
+      <w:r>
+        <w:rPr>
+          <w:spacing w:val="40"/>
+          <w:sz w:val="20"/>
+        </w:rPr>
+        <w:t> </w:t>
+      </w:r>
+      <w:r>
+        <w:rPr>
+          <w:sz w:val="20"/>
+        </w:rPr>
+        <w:t>increase</w:t>
+      </w:r>
+      <w:r>
+        <w:rPr>
+          <w:spacing w:val="40"/>
+          <w:sz w:val="20"/>
+        </w:rPr>
+        <w:t> </w:t>
+      </w:r>
+      <w:r>
+        <w:rPr>
+          <w:sz w:val="20"/>
+        </w:rPr>
+        <w:t>in</w:t>
+      </w:r>
+      <w:r>
+        <w:rPr>
+          <w:spacing w:val="40"/>
+          <w:sz w:val="20"/>
+        </w:rPr>
+        <w:t> </w:t>
+      </w:r>
+      <w:r>
+        <w:rPr>
+          <w:sz w:val="20"/>
+        </w:rPr>
+        <w:t>monthly leads</w:t>
+      </w:r>
+      <w:r>
+        <w:rPr>
+          <w:spacing w:val="40"/>
+          <w:sz w:val="20"/>
+        </w:rPr>
+        <w:t> </w:t>
+      </w:r>
+      <w:r>
+        <w:rPr>
+          <w:sz w:val="20"/>
+        </w:rPr>
+        <w:t>by</w:t>
+      </w:r>
+      <w:r>
+        <w:rPr>
+          <w:spacing w:val="40"/>
+          <w:sz w:val="20"/>
+        </w:rPr>
+        <w:t> </w:t>
+      </w:r>
+      <w:r>
+        <w:rPr>
+          <w:sz w:val="20"/>
+        </w:rPr>
+        <w:t>monitoring</w:t>
+      </w:r>
+      <w:r>
+        <w:rPr>
+          <w:spacing w:val="40"/>
+          <w:sz w:val="20"/>
+        </w:rPr>
+        <w:t> </w:t>
+      </w:r>
+      <w:r>
+        <w:rPr>
+          <w:sz w:val="20"/>
+        </w:rPr>
+        <w:t>outreach</w:t>
+      </w:r>
+      <w:r>
+        <w:rPr>
+          <w:spacing w:val="40"/>
+          <w:sz w:val="20"/>
+        </w:rPr>
+        <w:t> </w:t>
+      </w:r>
+      <w:r>
+        <w:rPr>
+          <w:sz w:val="20"/>
+        </w:rPr>
+        <w:t>and</w:t>
+      </w:r>
+      <w:r>
+        <w:rPr>
+          <w:spacing w:val="40"/>
+          <w:sz w:val="20"/>
+        </w:rPr>
+        <w:t> </w:t>
+      </w:r>
+      <w:r>
+        <w:rPr>
+          <w:sz w:val="20"/>
+        </w:rPr>
+        <w:t>retention</w:t>
+      </w:r>
+      <w:r>
+        <w:rPr>
+          <w:spacing w:val="40"/>
+          <w:sz w:val="20"/>
+        </w:rPr>
+        <w:t> </w:t>
+      </w:r>
+      <w:r>
+        <w:rPr>
+          <w:sz w:val="20"/>
+        </w:rPr>
+        <w:t>campaign</w:t>
+      </w:r>
+      <w:r>
+        <w:rPr>
+          <w:spacing w:val="40"/>
+          <w:sz w:val="20"/>
+        </w:rPr>
+        <w:t> </w:t>
+      </w:r>
+      <w:r>
+        <w:rPr>
+          <w:sz w:val="20"/>
+        </w:rPr>
+        <w:t>performance</w:t>
+      </w:r>
+      <w:r>
+        <w:rPr>
+          <w:spacing w:val="40"/>
+          <w:sz w:val="20"/>
+        </w:rPr>
+        <w:t> </w:t>
+      </w:r>
+      <w:r>
+        <w:rPr>
+          <w:sz w:val="20"/>
+        </w:rPr>
+        <w:t>against</w:t>
+      </w:r>
+      <w:r>
+        <w:rPr>
+          <w:spacing w:val="40"/>
+          <w:sz w:val="20"/>
+        </w:rPr>
+        <w:t> </w:t>
+      </w:r>
+      <w:r>
+        <w:rPr>
+          <w:sz w:val="20"/>
+        </w:rPr>
+        <w:t>baseline</w:t>
+      </w:r>
+      <w:r>
+        <w:rPr>
+          <w:spacing w:val="40"/>
+          <w:sz w:val="20"/>
+        </w:rPr>
+        <w:t> </w:t>
+      </w:r>
+      <w:r>
+        <w:rPr>
+          <w:sz w:val="20"/>
+        </w:rPr>
+        <w:t>conversion</w:t>
+      </w:r>
+      <w:r>
+        <w:rPr>
+          <w:spacing w:val="40"/>
+          <w:sz w:val="20"/>
+        </w:rPr>
+        <w:t> </w:t>
+      </w:r>
+      <w:r>
+        <w:rPr>
+          <w:sz w:val="20"/>
+        </w:rPr>
+        <w:t>data.</w:t>
       </w:r>
     </w:p>
     <w:p>
@@ -1532,8 +1956,8 @@
         <w:tabs>
           <w:tab w:pos="696" w:val="left" w:leader="none"/>
         </w:tabs>
-        <w:spacing w:line="235" w:lineRule="auto" w:before="7" w:after="0"/>
-        <w:ind w:left="696" w:right="581" w:hanging="186"/>
+        <w:spacing w:line="235" w:lineRule="auto" w:before="9" w:after="0"/>
+        <w:ind w:left="696" w:right="899" w:hanging="186"/>
         <w:jc w:val="left"/>
         <w:rPr>
           <w:rFonts w:ascii="Arial" w:hAnsi="Arial"/>
@@ -1547,408 +1971,6 @@
           <w:w w:val="105"/>
           <w:sz w:val="20"/>
         </w:rPr>
-        <w:t>Analyzed membership and revenue data using Excel to surface pricing and retention insights, directly supporting</w:t>
-      </w:r>
-      <w:r>
-        <w:rPr>
-          <w:spacing w:val="80"/>
-          <w:w w:val="105"/>
-          <w:sz w:val="20"/>
-        </w:rPr>
-        <w:t> </w:t>
-      </w:r>
-      <w:r>
-        <w:rPr>
-          <w:w w:val="105"/>
-          <w:sz w:val="20"/>
-        </w:rPr>
-        <w:t>weekly forecasting decisions and operational planning for club management.</w:t>
-      </w:r>
-    </w:p>
-    <w:p>
-      <w:pPr>
-        <w:pStyle w:val="ListParagraph"/>
-        <w:numPr>
-          <w:ilvl w:val="0"/>
-          <w:numId w:val="1"/>
-        </w:numPr>
-        <w:tabs>
-          <w:tab w:pos="696" w:val="left" w:leader="none"/>
-        </w:tabs>
-        <w:spacing w:line="206" w:lineRule="auto" w:before="0" w:after="0"/>
-        <w:ind w:left="696" w:right="357" w:hanging="186"/>
-        <w:jc w:val="left"/>
-        <w:rPr>
-          <w:rFonts w:ascii="Arial" w:hAnsi="Arial"/>
-          <w:i/>
-          <w:position w:val="2"/>
-          <w:sz w:val="12"/>
-        </w:rPr>
-      </w:pPr>
-      <w:r>
-        <w:rPr>
-          <w:sz w:val="20"/>
-        </w:rPr>
-        <w:t>Tracked</w:t>
-      </w:r>
-      <w:r>
-        <w:rPr>
-          <w:spacing w:val="35"/>
-          <w:sz w:val="20"/>
-        </w:rPr>
-        <w:t> </w:t>
-      </w:r>
-      <w:r>
-        <w:rPr>
-          <w:sz w:val="20"/>
-        </w:rPr>
-        <w:t>and</w:t>
-      </w:r>
-      <w:r>
-        <w:rPr>
-          <w:spacing w:val="35"/>
-          <w:sz w:val="20"/>
-        </w:rPr>
-        <w:t> </w:t>
-      </w:r>
-      <w:r>
-        <w:rPr>
-          <w:sz w:val="20"/>
-        </w:rPr>
-        <w:t>analyzed</w:t>
-      </w:r>
-      <w:r>
-        <w:rPr>
-          <w:spacing w:val="35"/>
-          <w:sz w:val="20"/>
-        </w:rPr>
-        <w:t> </w:t>
-      </w:r>
-      <w:r>
-        <w:rPr>
-          <w:sz w:val="20"/>
-        </w:rPr>
-        <w:t>new</w:t>
-      </w:r>
-      <w:r>
-        <w:rPr>
-          <w:spacing w:val="34"/>
-          <w:sz w:val="20"/>
-        </w:rPr>
-        <w:t> </w:t>
-      </w:r>
-      <w:r>
-        <w:rPr>
-          <w:sz w:val="20"/>
-        </w:rPr>
-        <w:t>membership</w:t>
-      </w:r>
-      <w:r>
-        <w:rPr>
-          <w:spacing w:val="35"/>
-          <w:sz w:val="20"/>
-        </w:rPr>
-        <w:t> </w:t>
-      </w:r>
-      <w:r>
-        <w:rPr>
-          <w:sz w:val="20"/>
-        </w:rPr>
-        <w:t>lead</w:t>
-      </w:r>
-      <w:r>
-        <w:rPr>
-          <w:spacing w:val="35"/>
-          <w:sz w:val="20"/>
-        </w:rPr>
-        <w:t> </w:t>
-      </w:r>
-      <w:r>
-        <w:rPr>
-          <w:sz w:val="20"/>
-        </w:rPr>
-        <w:t>sources</w:t>
-      </w:r>
-      <w:r>
-        <w:rPr>
-          <w:spacing w:val="35"/>
-          <w:sz w:val="20"/>
-        </w:rPr>
-        <w:t> </w:t>
-      </w:r>
-      <w:r>
-        <w:rPr>
-          <w:sz w:val="20"/>
-        </w:rPr>
-        <w:t>across</w:t>
-      </w:r>
-      <w:r>
-        <w:rPr>
-          <w:spacing w:val="35"/>
-          <w:sz w:val="20"/>
-        </w:rPr>
-        <w:t> </w:t>
-      </w:r>
-      <w:r>
-        <w:rPr>
-          <w:sz w:val="20"/>
-        </w:rPr>
-        <w:t>channels,</w:t>
-      </w:r>
-      <w:r>
-        <w:rPr>
-          <w:spacing w:val="35"/>
-          <w:sz w:val="20"/>
-        </w:rPr>
-        <w:t> </w:t>
-      </w:r>
-      <w:r>
-        <w:rPr>
-          <w:sz w:val="20"/>
-        </w:rPr>
-        <w:t>identifying</w:t>
-      </w:r>
-      <w:r>
-        <w:rPr>
-          <w:spacing w:val="34"/>
-          <w:sz w:val="20"/>
-        </w:rPr>
-        <w:t> </w:t>
-      </w:r>
-      <w:r>
-        <w:rPr>
-          <w:sz w:val="20"/>
-        </w:rPr>
-        <w:t>a</w:t>
-      </w:r>
-      <w:r>
-        <w:rPr>
-          <w:spacing w:val="35"/>
-          <w:sz w:val="20"/>
-        </w:rPr>
-        <w:t> </w:t>
-      </w:r>
-      <w:r>
-        <w:rPr>
-          <w:rFonts w:ascii="Lucida Sans Unicode" w:hAnsi="Lucida Sans Unicode"/>
-          <w:sz w:val="20"/>
-        </w:rPr>
-        <w:t>∼</w:t>
-      </w:r>
-      <w:r>
-        <w:rPr>
-          <w:sz w:val="20"/>
-        </w:rPr>
-        <w:t>10–15%</w:t>
-      </w:r>
-      <w:r>
-        <w:rPr>
-          <w:spacing w:val="35"/>
-          <w:sz w:val="20"/>
-        </w:rPr>
-        <w:t> </w:t>
-      </w:r>
-      <w:r>
-        <w:rPr>
-          <w:sz w:val="20"/>
-        </w:rPr>
-        <w:t>increase</w:t>
-      </w:r>
-      <w:r>
-        <w:rPr>
-          <w:spacing w:val="35"/>
-          <w:sz w:val="20"/>
-        </w:rPr>
-        <w:t> </w:t>
-      </w:r>
-      <w:r>
-        <w:rPr>
-          <w:sz w:val="20"/>
-        </w:rPr>
-        <w:t>in</w:t>
-      </w:r>
-      <w:r>
-        <w:rPr>
-          <w:spacing w:val="35"/>
-          <w:sz w:val="20"/>
-        </w:rPr>
-        <w:t> </w:t>
-      </w:r>
-      <w:r>
-        <w:rPr>
-          <w:sz w:val="20"/>
-        </w:rPr>
-        <w:t>leads</w:t>
-      </w:r>
-      <w:r>
-        <w:rPr>
-          <w:spacing w:val="35"/>
-          <w:sz w:val="20"/>
-        </w:rPr>
-        <w:t> </w:t>
-      </w:r>
-      <w:r>
-        <w:rPr>
-          <w:sz w:val="20"/>
-        </w:rPr>
-        <w:t>over</w:t>
-      </w:r>
-      <w:r>
-        <w:rPr>
-          <w:spacing w:val="35"/>
-          <w:sz w:val="20"/>
-        </w:rPr>
-        <w:t> </w:t>
-      </w:r>
-      <w:r>
-        <w:rPr>
-          <w:sz w:val="20"/>
-        </w:rPr>
-        <w:t>2 months</w:t>
-      </w:r>
-      <w:r>
-        <w:rPr>
-          <w:spacing w:val="40"/>
-          <w:sz w:val="20"/>
-        </w:rPr>
-        <w:t> </w:t>
-      </w:r>
-      <w:r>
-        <w:rPr>
-          <w:sz w:val="20"/>
-        </w:rPr>
-        <w:t>by</w:t>
-      </w:r>
-      <w:r>
-        <w:rPr>
-          <w:spacing w:val="40"/>
-          <w:sz w:val="20"/>
-        </w:rPr>
-        <w:t> </w:t>
-      </w:r>
-      <w:r>
-        <w:rPr>
-          <w:sz w:val="20"/>
-        </w:rPr>
-        <w:t>monitoring</w:t>
-      </w:r>
-      <w:r>
-        <w:rPr>
-          <w:spacing w:val="40"/>
-          <w:sz w:val="20"/>
-        </w:rPr>
-        <w:t> </w:t>
-      </w:r>
-      <w:r>
-        <w:rPr>
-          <w:sz w:val="20"/>
-        </w:rPr>
-        <w:t>outreach</w:t>
-      </w:r>
-      <w:r>
-        <w:rPr>
-          <w:spacing w:val="40"/>
-          <w:sz w:val="20"/>
-        </w:rPr>
-        <w:t> </w:t>
-      </w:r>
-      <w:r>
-        <w:rPr>
-          <w:sz w:val="20"/>
-        </w:rPr>
-        <w:t>campaign</w:t>
-      </w:r>
-      <w:r>
-        <w:rPr>
-          <w:spacing w:val="40"/>
-          <w:sz w:val="20"/>
-        </w:rPr>
-        <w:t> </w:t>
-      </w:r>
-      <w:r>
-        <w:rPr>
-          <w:sz w:val="20"/>
-        </w:rPr>
-        <w:t>performance</w:t>
-      </w:r>
-      <w:r>
-        <w:rPr>
-          <w:spacing w:val="40"/>
-          <w:sz w:val="20"/>
-        </w:rPr>
-        <w:t> </w:t>
-      </w:r>
-      <w:r>
-        <w:rPr>
-          <w:sz w:val="20"/>
-        </w:rPr>
-        <w:t>against</w:t>
-      </w:r>
-      <w:r>
-        <w:rPr>
-          <w:spacing w:val="40"/>
-          <w:sz w:val="20"/>
-        </w:rPr>
-        <w:t> </w:t>
-      </w:r>
-      <w:r>
-        <w:rPr>
-          <w:sz w:val="20"/>
-        </w:rPr>
-        <w:t>baseline</w:t>
-      </w:r>
-      <w:r>
-        <w:rPr>
-          <w:spacing w:val="40"/>
-          <w:sz w:val="20"/>
-        </w:rPr>
-        <w:t> </w:t>
-      </w:r>
-      <w:r>
-        <w:rPr>
-          <w:sz w:val="20"/>
-        </w:rPr>
-        <w:t>conversion</w:t>
-      </w:r>
-      <w:r>
-        <w:rPr>
-          <w:spacing w:val="40"/>
-          <w:sz w:val="20"/>
-        </w:rPr>
-        <w:t> </w:t>
-      </w:r>
-      <w:r>
-        <w:rPr>
-          <w:sz w:val="20"/>
-        </w:rPr>
-        <w:t>data.</w:t>
-      </w:r>
-    </w:p>
-    <w:p>
-      <w:pPr>
-        <w:pStyle w:val="ListParagraph"/>
-        <w:numPr>
-          <w:ilvl w:val="0"/>
-          <w:numId w:val="1"/>
-        </w:numPr>
-        <w:tabs>
-          <w:tab w:pos="696" w:val="left" w:leader="none"/>
-        </w:tabs>
-        <w:spacing w:line="235" w:lineRule="auto" w:before="7" w:after="0"/>
-        <w:ind w:left="696" w:right="899" w:hanging="186"/>
-        <w:jc w:val="left"/>
-        <w:rPr>
-          <w:rFonts w:ascii="Arial" w:hAnsi="Arial"/>
-          <w:i/>
-          <w:position w:val="2"/>
-          <w:sz w:val="12"/>
-        </w:rPr>
-      </w:pPr>
-      <w:r>
-        <w:rPr>
-          <w:w w:val="105"/>
-          <w:sz w:val="20"/>
-        </w:rPr>
         <w:t>Improved CRM data quality and staff reporting adoption by identifying system inconsistencies and delivering</w:t>
       </w:r>
       <w:r>
@@ -1970,7 +1992,6 @@
     <w:p>
       <w:pPr>
         <w:pStyle w:val="Heading2"/>
-        <w:spacing w:before="160"/>
       </w:pPr>
       <w:r>
         <w:rPr/>
@@ -1983,7 +2004,7 @@
                   <wp:posOffset>457200</wp:posOffset>
                 </wp:positionH>
                 <wp:positionV relativeFrom="paragraph">
-                  <wp:posOffset>302271</wp:posOffset>
+                  <wp:posOffset>302819</wp:posOffset>
                 </wp:positionV>
                 <wp:extent cx="6858000" cy="1270"/>
                 <wp:effectExtent l="0" t="0" r="0" b="0"/>
@@ -2040,7 +2061,7 @@
           </mc:Choice>
           <mc:Fallback>
             <w:pict>
-              <v:shape style="position:absolute;margin-left:36pt;margin-top:23.800926pt;width:540pt;height:.1pt;mso-position-horizontal-relative:page;mso-position-vertical-relative:paragraph;z-index:-15726592;mso-wrap-distance-left:0;mso-wrap-distance-right:0" id="docshape5" coordorigin="720,476" coordsize="10800,0" path="m720,476l11520,476e" filled="false" stroked="true" strokeweight=".398pt" strokecolor="#000000">
+              <v:shape style="position:absolute;margin-left:36pt;margin-top:23.844084pt;width:540pt;height:.1pt;mso-position-horizontal-relative:page;mso-position-vertical-relative:paragraph;z-index:-15726592;mso-wrap-distance-left:0;mso-wrap-distance-right:0" id="docshape5" coordorigin="720,477" coordsize="10800,0" path="m720,477l11520,477e" filled="false" stroked="true" strokeweight=".398pt" strokecolor="#000000">
                 <v:path arrowok="t"/>
                 <v:stroke dashstyle="solid"/>
                 <w10:wrap type="topAndBottom"/>
@@ -2223,7 +2244,7 @@
           <w:tab w:pos="696" w:val="left" w:leader="none"/>
         </w:tabs>
         <w:spacing w:line="235" w:lineRule="auto" w:before="0" w:after="0"/>
-        <w:ind w:left="696" w:right="355" w:hanging="186"/>
+        <w:ind w:left="696" w:right="538" w:hanging="186"/>
         <w:jc w:val="left"/>
         <w:rPr>
           <w:rFonts w:ascii="Arial" w:hAnsi="Arial"/>
@@ -2237,11 +2258,176 @@
           <w:w w:val="105"/>
           <w:sz w:val="20"/>
         </w:rPr>
-        <w:t>Extracted and cleaned real location data for 56 commercial gyms across Markham, Richmond Hill, and Scarborough</w:t>
-      </w:r>
-      <w:r>
-        <w:rPr>
-          <w:spacing w:val="80"/>
+        <w:t>Extracted</w:t>
+      </w:r>
+      <w:r>
+        <w:rPr>
+          <w:spacing w:val="28"/>
+          <w:w w:val="105"/>
+          <w:sz w:val="20"/>
+        </w:rPr>
+        <w:t> </w:t>
+      </w:r>
+      <w:r>
+        <w:rPr>
+          <w:w w:val="105"/>
+          <w:sz w:val="20"/>
+        </w:rPr>
+        <w:t>and</w:t>
+      </w:r>
+      <w:r>
+        <w:rPr>
+          <w:spacing w:val="28"/>
+          <w:w w:val="105"/>
+          <w:sz w:val="20"/>
+        </w:rPr>
+        <w:t> </w:t>
+      </w:r>
+      <w:r>
+        <w:rPr>
+          <w:w w:val="105"/>
+          <w:sz w:val="20"/>
+        </w:rPr>
+        <w:t>cleaned</w:t>
+      </w:r>
+      <w:r>
+        <w:rPr>
+          <w:spacing w:val="28"/>
+          <w:w w:val="105"/>
+          <w:sz w:val="20"/>
+        </w:rPr>
+        <w:t> </w:t>
+      </w:r>
+      <w:r>
+        <w:rPr>
+          <w:w w:val="105"/>
+          <w:sz w:val="20"/>
+        </w:rPr>
+        <w:t>location</w:t>
+      </w:r>
+      <w:r>
+        <w:rPr>
+          <w:spacing w:val="28"/>
+          <w:w w:val="105"/>
+          <w:sz w:val="20"/>
+        </w:rPr>
+        <w:t> </w:t>
+      </w:r>
+      <w:r>
+        <w:rPr>
+          <w:w w:val="105"/>
+          <w:sz w:val="20"/>
+        </w:rPr>
+        <w:t>data</w:t>
+      </w:r>
+      <w:r>
+        <w:rPr>
+          <w:spacing w:val="28"/>
+          <w:w w:val="105"/>
+          <w:sz w:val="20"/>
+        </w:rPr>
+        <w:t> </w:t>
+      </w:r>
+      <w:r>
+        <w:rPr>
+          <w:w w:val="105"/>
+          <w:sz w:val="20"/>
+        </w:rPr>
+        <w:t>for</w:t>
+      </w:r>
+      <w:r>
+        <w:rPr>
+          <w:spacing w:val="28"/>
+          <w:w w:val="105"/>
+          <w:sz w:val="20"/>
+        </w:rPr>
+        <w:t> </w:t>
+      </w:r>
+      <w:r>
+        <w:rPr>
+          <w:w w:val="105"/>
+          <w:sz w:val="20"/>
+        </w:rPr>
+        <w:t>56</w:t>
+      </w:r>
+      <w:r>
+        <w:rPr>
+          <w:spacing w:val="28"/>
+          <w:w w:val="105"/>
+          <w:sz w:val="20"/>
+        </w:rPr>
+        <w:t> </w:t>
+      </w:r>
+      <w:r>
+        <w:rPr>
+          <w:w w:val="105"/>
+          <w:sz w:val="20"/>
+        </w:rPr>
+        <w:t>commercial</w:t>
+      </w:r>
+      <w:r>
+        <w:rPr>
+          <w:spacing w:val="28"/>
+          <w:w w:val="105"/>
+          <w:sz w:val="20"/>
+        </w:rPr>
+        <w:t> </w:t>
+      </w:r>
+      <w:r>
+        <w:rPr>
+          <w:w w:val="105"/>
+          <w:sz w:val="20"/>
+        </w:rPr>
+        <w:t>gyms</w:t>
+      </w:r>
+      <w:r>
+        <w:rPr>
+          <w:spacing w:val="28"/>
+          <w:w w:val="105"/>
+          <w:sz w:val="20"/>
+        </w:rPr>
+        <w:t> </w:t>
+      </w:r>
+      <w:r>
+        <w:rPr>
+          <w:w w:val="105"/>
+          <w:sz w:val="20"/>
+        </w:rPr>
+        <w:t>across</w:t>
+      </w:r>
+      <w:r>
+        <w:rPr>
+          <w:spacing w:val="28"/>
+          <w:w w:val="105"/>
+          <w:sz w:val="20"/>
+        </w:rPr>
+        <w:t> </w:t>
+      </w:r>
+      <w:r>
+        <w:rPr>
+          <w:w w:val="105"/>
+          <w:sz w:val="20"/>
+        </w:rPr>
+        <w:t>the</w:t>
+      </w:r>
+      <w:r>
+        <w:rPr>
+          <w:spacing w:val="28"/>
+          <w:w w:val="105"/>
+          <w:sz w:val="20"/>
+        </w:rPr>
+        <w:t> </w:t>
+      </w:r>
+      <w:r>
+        <w:rPr>
+          <w:w w:val="105"/>
+          <w:sz w:val="20"/>
+        </w:rPr>
+        <w:t>GTA</w:t>
+      </w:r>
+      <w:r>
+        <w:rPr>
+          <w:spacing w:val="28"/>
           <w:w w:val="105"/>
           <w:sz w:val="20"/>
         </w:rPr>
@@ -2256,7 +2442,7 @@
       </w:r>
       <w:r>
         <w:rPr>
-          <w:spacing w:val="36"/>
+          <w:spacing w:val="28"/>
           <w:w w:val="105"/>
           <w:sz w:val="20"/>
         </w:rPr>
@@ -2271,7 +2457,7 @@
       </w:r>
       <w:r>
         <w:rPr>
-          <w:spacing w:val="36"/>
+          <w:spacing w:val="28"/>
           <w:w w:val="105"/>
           <w:sz w:val="20"/>
         </w:rPr>
@@ -2286,7 +2472,7 @@
       </w:r>
       <w:r>
         <w:rPr>
-          <w:spacing w:val="36"/>
+          <w:spacing w:val="28"/>
           <w:w w:val="105"/>
           <w:sz w:val="20"/>
         </w:rPr>
@@ -2301,7 +2487,7 @@
       </w:r>
       <w:r>
         <w:rPr>
-          <w:spacing w:val="36"/>
+          <w:spacing w:val="28"/>
           <w:w w:val="105"/>
           <w:sz w:val="20"/>
         </w:rPr>
@@ -2316,168 +2502,18 @@
       </w:r>
       <w:r>
         <w:rPr>
-          <w:spacing w:val="36"/>
-          <w:w w:val="105"/>
-          <w:sz w:val="20"/>
-        </w:rPr>
-        <w:t> </w:t>
-      </w:r>
-      <w:r>
-        <w:rPr>
-          <w:w w:val="105"/>
-          <w:sz w:val="20"/>
-        </w:rPr>
-        <w:t>Python,</w:t>
-      </w:r>
-      <w:r>
-        <w:rPr>
-          <w:spacing w:val="36"/>
-          <w:w w:val="105"/>
-          <w:sz w:val="20"/>
-        </w:rPr>
-        <w:t> </w:t>
-      </w:r>
-      <w:r>
-        <w:rPr>
-          <w:w w:val="105"/>
-          <w:sz w:val="20"/>
-        </w:rPr>
-        <w:t>filtering</w:t>
-      </w:r>
-      <w:r>
-        <w:rPr>
-          <w:spacing w:val="36"/>
-          <w:w w:val="105"/>
-          <w:sz w:val="20"/>
-        </w:rPr>
-        <w:t> </w:t>
-      </w:r>
-      <w:r>
-        <w:rPr>
-          <w:w w:val="105"/>
-          <w:sz w:val="20"/>
-        </w:rPr>
-        <w:t>30</w:t>
-      </w:r>
-      <w:r>
-        <w:rPr>
-          <w:spacing w:val="36"/>
-          <w:w w:val="105"/>
-          <w:sz w:val="20"/>
-        </w:rPr>
-        <w:t> </w:t>
-      </w:r>
-      <w:r>
-        <w:rPr>
-          <w:w w:val="105"/>
-          <w:sz w:val="20"/>
-        </w:rPr>
-        <w:t>non-relevant</w:t>
-      </w:r>
-      <w:r>
-        <w:rPr>
-          <w:spacing w:val="36"/>
-          <w:w w:val="105"/>
-          <w:sz w:val="20"/>
-        </w:rPr>
-        <w:t> </w:t>
-      </w:r>
-      <w:r>
-        <w:rPr>
-          <w:w w:val="105"/>
-          <w:sz w:val="20"/>
-        </w:rPr>
-        <w:t>facilities</w:t>
-      </w:r>
-      <w:r>
-        <w:rPr>
-          <w:spacing w:val="36"/>
-          <w:w w:val="105"/>
-          <w:sz w:val="20"/>
-        </w:rPr>
-        <w:t> </w:t>
-      </w:r>
-      <w:r>
-        <w:rPr>
-          <w:w w:val="105"/>
-          <w:sz w:val="20"/>
-        </w:rPr>
-        <w:t>to</w:t>
-      </w:r>
-      <w:r>
-        <w:rPr>
-          <w:spacing w:val="36"/>
-          <w:w w:val="105"/>
-          <w:sz w:val="20"/>
-        </w:rPr>
-        <w:t> </w:t>
-      </w:r>
-      <w:r>
-        <w:rPr>
-          <w:w w:val="105"/>
-          <w:sz w:val="20"/>
-        </w:rPr>
-        <w:t>build</w:t>
-      </w:r>
-      <w:r>
-        <w:rPr>
-          <w:spacing w:val="36"/>
-          <w:w w:val="105"/>
-          <w:sz w:val="20"/>
-        </w:rPr>
-        <w:t> </w:t>
-      </w:r>
-      <w:r>
-        <w:rPr>
-          <w:w w:val="105"/>
-          <w:sz w:val="20"/>
-        </w:rPr>
-        <w:t>a</w:t>
-      </w:r>
-      <w:r>
-        <w:rPr>
-          <w:spacing w:val="36"/>
-          <w:w w:val="105"/>
-          <w:sz w:val="20"/>
-        </w:rPr>
-        <w:t> </w:t>
-      </w:r>
-      <w:r>
-        <w:rPr>
-          <w:w w:val="105"/>
-          <w:sz w:val="20"/>
-        </w:rPr>
-        <w:t>structured</w:t>
-      </w:r>
-      <w:r>
-        <w:rPr>
-          <w:spacing w:val="36"/>
-          <w:w w:val="105"/>
-          <w:sz w:val="20"/>
-        </w:rPr>
-        <w:t> </w:t>
-      </w:r>
-      <w:r>
-        <w:rPr>
-          <w:w w:val="105"/>
-          <w:sz w:val="20"/>
-        </w:rPr>
-        <w:t>competitive</w:t>
-      </w:r>
-      <w:r>
-        <w:rPr>
-          <w:spacing w:val="36"/>
-          <w:w w:val="105"/>
-          <w:sz w:val="20"/>
-        </w:rPr>
-        <w:t> </w:t>
-      </w:r>
-      <w:r>
-        <w:rPr>
-          <w:w w:val="105"/>
-          <w:sz w:val="20"/>
-        </w:rPr>
-        <w:t>dataset.</w:t>
+          <w:spacing w:val="28"/>
+          <w:w w:val="105"/>
+          <w:sz w:val="20"/>
+        </w:rPr>
+        <w:t> </w:t>
+      </w:r>
+      <w:r>
+        <w:rPr>
+          <w:w w:val="105"/>
+          <w:sz w:val="20"/>
+        </w:rPr>
+        <w:t>Python, filtering out 30 non-relevant facilities to build a structured competitive dataset.</w:t>
       </w:r>
     </w:p>
     <w:p>
@@ -2490,7 +2526,7 @@
         <w:tabs>
           <w:tab w:pos="696" w:val="left" w:leader="none"/>
         </w:tabs>
-        <w:spacing w:line="235" w:lineRule="auto" w:before="1" w:after="0"/>
+        <w:spacing w:line="235" w:lineRule="auto" w:before="2" w:after="0"/>
         <w:ind w:left="696" w:right="1191" w:hanging="186"/>
         <w:jc w:val="left"/>
         <w:rPr>
@@ -2908,7 +2944,7 @@
         <w:tabs>
           <w:tab w:pos="696" w:val="left" w:leader="none"/>
         </w:tabs>
-        <w:spacing w:line="235" w:lineRule="auto" w:before="1" w:after="0"/>
+        <w:spacing w:line="235" w:lineRule="auto" w:before="3" w:after="0"/>
         <w:ind w:left="696" w:right="587" w:hanging="186"/>
         <w:jc w:val="left"/>
         <w:rPr>
@@ -3337,7 +3373,6 @@
         <w:tabs>
           <w:tab w:pos="9812" w:val="left" w:leader="none"/>
         </w:tabs>
-        <w:spacing w:before="81"/>
         <w:rPr>
           <w:b w:val="0"/>
           <w:sz w:val="22"/>
@@ -3458,7 +3493,7 @@
         <w:tabs>
           <w:tab w:pos="696" w:val="left" w:leader="none"/>
         </w:tabs>
-        <w:spacing w:line="235" w:lineRule="auto" w:before="1" w:after="0"/>
+        <w:spacing w:line="235" w:lineRule="auto" w:before="3" w:after="0"/>
         <w:ind w:left="696" w:right="404" w:hanging="186"/>
         <w:jc w:val="left"/>
         <w:rPr>
@@ -3794,9 +3829,9 @@
         <w:tabs>
           <w:tab w:pos="696" w:val="left" w:leader="none"/>
         </w:tabs>
-        <w:spacing w:line="235" w:lineRule="auto" w:before="1" w:after="0"/>
+        <w:spacing w:line="235" w:lineRule="auto" w:before="2" w:after="0"/>
         <w:ind w:left="696" w:right="457" w:hanging="186"/>
-        <w:jc w:val="left"/>
+        <w:jc w:val="both"/>
         <w:rPr>
           <w:rFonts w:ascii="Arial" w:hAnsi="Arial"/>
           <w:i/>
@@ -3806,17 +3841,242 @@
       </w:pPr>
       <w:r>
         <w:rPr>
+          <w:w w:val="110"/>
+          <w:sz w:val="20"/>
+        </w:rPr>
+        <w:t>Delivered</w:t>
+      </w:r>
+      <w:r>
+        <w:rPr>
+          <w:spacing w:val="-9"/>
+          <w:w w:val="110"/>
+          <w:sz w:val="20"/>
+        </w:rPr>
+        <w:t> </w:t>
+      </w:r>
+      <w:r>
+        <w:rPr>
+          <w:w w:val="110"/>
+          <w:sz w:val="20"/>
+        </w:rPr>
+        <w:t>a</w:t>
+      </w:r>
+      <w:r>
+        <w:rPr>
+          <w:spacing w:val="-9"/>
+          <w:w w:val="110"/>
+          <w:sz w:val="20"/>
+        </w:rPr>
+        <w:t> </w:t>
+      </w:r>
+      <w:r>
+        <w:rPr>
+          <w:w w:val="110"/>
+          <w:sz w:val="20"/>
+        </w:rPr>
+        <w:t>multi-page</w:t>
+      </w:r>
+      <w:r>
+        <w:rPr>
+          <w:spacing w:val="-9"/>
+          <w:w w:val="110"/>
+          <w:sz w:val="20"/>
+        </w:rPr>
+        <w:t> </w:t>
+      </w:r>
+      <w:r>
+        <w:rPr>
+          <w:w w:val="110"/>
+          <w:sz w:val="20"/>
+        </w:rPr>
+        <w:t>Power</w:t>
+      </w:r>
+      <w:r>
+        <w:rPr>
+          <w:spacing w:val="-9"/>
+          <w:w w:val="110"/>
+          <w:sz w:val="20"/>
+        </w:rPr>
+        <w:t> </w:t>
+      </w:r>
+      <w:r>
+        <w:rPr>
+          <w:w w:val="110"/>
+          <w:sz w:val="20"/>
+        </w:rPr>
+        <w:t>BI</w:t>
+      </w:r>
+      <w:r>
+        <w:rPr>
+          <w:spacing w:val="-9"/>
+          <w:w w:val="110"/>
+          <w:sz w:val="20"/>
+        </w:rPr>
+        <w:t> </w:t>
+      </w:r>
+      <w:r>
+        <w:rPr>
+          <w:w w:val="110"/>
+          <w:sz w:val="20"/>
+        </w:rPr>
+        <w:t>dashboard</w:t>
+      </w:r>
+      <w:r>
+        <w:rPr>
+          <w:spacing w:val="-9"/>
+          <w:w w:val="110"/>
+          <w:sz w:val="20"/>
+        </w:rPr>
+        <w:t> </w:t>
+      </w:r>
+      <w:r>
+        <w:rPr>
+          <w:w w:val="110"/>
+          <w:sz w:val="20"/>
+        </w:rPr>
+        <w:t>tracking</w:t>
+      </w:r>
+      <w:r>
+        <w:rPr>
+          <w:spacing w:val="-9"/>
+          <w:w w:val="110"/>
+          <w:sz w:val="20"/>
+        </w:rPr>
+        <w:t> </w:t>
+      </w:r>
+      <w:r>
+        <w:rPr>
+          <w:w w:val="110"/>
+          <w:sz w:val="20"/>
+        </w:rPr>
+        <w:t>KPIs</w:t>
+      </w:r>
+      <w:r>
+        <w:rPr>
+          <w:spacing w:val="-9"/>
+          <w:w w:val="110"/>
+          <w:sz w:val="20"/>
+        </w:rPr>
+        <w:t> </w:t>
+      </w:r>
+      <w:r>
+        <w:rPr>
+          <w:w w:val="110"/>
+          <w:sz w:val="20"/>
+        </w:rPr>
+        <w:t>across</w:t>
+      </w:r>
+      <w:r>
+        <w:rPr>
+          <w:spacing w:val="-9"/>
+          <w:w w:val="110"/>
+          <w:sz w:val="20"/>
+        </w:rPr>
+        <w:t> </w:t>
+      </w:r>
+      <w:r>
+        <w:rPr>
+          <w:w w:val="110"/>
+          <w:sz w:val="20"/>
+        </w:rPr>
+        <w:t>revenue</w:t>
+      </w:r>
+      <w:r>
+        <w:rPr>
+          <w:spacing w:val="-9"/>
+          <w:w w:val="110"/>
+          <w:sz w:val="20"/>
+        </w:rPr>
+        <w:t> </w:t>
+      </w:r>
+      <w:r>
+        <w:rPr>
+          <w:w w:val="110"/>
+          <w:sz w:val="20"/>
+        </w:rPr>
+        <w:t>trends,</w:t>
+      </w:r>
+      <w:r>
+        <w:rPr>
+          <w:spacing w:val="-9"/>
+          <w:w w:val="110"/>
+          <w:sz w:val="20"/>
+        </w:rPr>
+        <w:t> </w:t>
+      </w:r>
+      <w:r>
+        <w:rPr>
+          <w:w w:val="110"/>
+          <w:sz w:val="20"/>
+        </w:rPr>
+        <w:t>5</w:t>
+      </w:r>
+      <w:r>
+        <w:rPr>
+          <w:spacing w:val="-9"/>
+          <w:w w:val="110"/>
+          <w:sz w:val="20"/>
+        </w:rPr>
+        <w:t> </w:t>
+      </w:r>
+      <w:r>
+        <w:rPr>
+          <w:w w:val="110"/>
+          <w:sz w:val="20"/>
+        </w:rPr>
+        <w:t>regional</w:t>
+      </w:r>
+      <w:r>
+        <w:rPr>
+          <w:spacing w:val="-9"/>
+          <w:w w:val="110"/>
+          <w:sz w:val="20"/>
+        </w:rPr>
+        <w:t> </w:t>
+      </w:r>
+      <w:r>
+        <w:rPr>
+          <w:w w:val="110"/>
+          <w:sz w:val="20"/>
+        </w:rPr>
+        <w:t>markets,</w:t>
+      </w:r>
+      <w:r>
+        <w:rPr>
+          <w:spacing w:val="-9"/>
+          <w:w w:val="110"/>
+          <w:sz w:val="20"/>
+        </w:rPr>
+        <w:t> </w:t>
+      </w:r>
+      <w:r>
+        <w:rPr>
+          <w:w w:val="110"/>
+          <w:sz w:val="20"/>
+        </w:rPr>
+        <w:t>product</w:t>
+      </w:r>
+      <w:r>
+        <w:rPr>
+          <w:spacing w:val="-9"/>
+          <w:w w:val="110"/>
+          <w:sz w:val="20"/>
+        </w:rPr>
+        <w:t> </w:t>
+      </w:r>
+      <w:r>
+        <w:rPr>
+          <w:w w:val="110"/>
+          <w:sz w:val="20"/>
+        </w:rPr>
+        <w:t>mix, </w:t>
+      </w:r>
+      <w:r>
+        <w:rPr>
           <w:spacing w:val="-2"/>
           <w:w w:val="110"/>
           <w:sz w:val="20"/>
         </w:rPr>
-        <w:t>Delivered a multi-page Power BI dashboard tracking KPIs across revenue trends, 5 regional markets, product mix, </w:t>
-      </w:r>
-      <w:r>
-        <w:rPr>
-          <w:w w:val="110"/>
-          <w:sz w:val="20"/>
-        </w:rPr>
         <w:t>and</w:t>
       </w:r>
       <w:r>
@@ -3829,6 +4089,7 @@
       </w:r>
       <w:r>
         <w:rPr>
+          <w:spacing w:val="-2"/>
           <w:w w:val="110"/>
           <w:sz w:val="20"/>
         </w:rPr>
@@ -3844,6 +4105,7 @@
       </w:r>
       <w:r>
         <w:rPr>
+          <w:spacing w:val="-2"/>
           <w:w w:val="110"/>
           <w:sz w:val="20"/>
         </w:rPr>
@@ -3859,6 +4121,7 @@
       </w:r>
       <w:r>
         <w:rPr>
+          <w:spacing w:val="-2"/>
           <w:w w:val="110"/>
           <w:sz w:val="20"/>
         </w:rPr>
@@ -3874,10 +4137,11 @@
       </w:r>
       <w:r>
         <w:rPr>
-          <w:w w:val="110"/>
-          <w:sz w:val="20"/>
-        </w:rPr>
-        <w:t>surfacing</w:t>
+          <w:spacing w:val="-2"/>
+          <w:w w:val="110"/>
+          <w:sz w:val="20"/>
+        </w:rPr>
+        <w:t>identifying</w:t>
       </w:r>
       <w:r>
         <w:rPr>
@@ -3889,10 +4153,11 @@
       </w:r>
       <w:r>
         <w:rPr>
-          <w:w w:val="110"/>
-          <w:sz w:val="20"/>
-        </w:rPr>
-        <w:t>that</w:t>
+          <w:spacing w:val="-2"/>
+          <w:w w:val="110"/>
+          <w:sz w:val="20"/>
+        </w:rPr>
+        <w:t>Europe</w:t>
       </w:r>
       <w:r>
         <w:rPr>
@@ -3904,10 +4169,11 @@
       </w:r>
       <w:r>
         <w:rPr>
-          <w:w w:val="110"/>
-          <w:sz w:val="20"/>
-        </w:rPr>
-        <w:t>Europe</w:t>
+          <w:spacing w:val="-2"/>
+          <w:w w:val="110"/>
+          <w:sz w:val="20"/>
+        </w:rPr>
+        <w:t>as</w:t>
       </w:r>
       <w:r>
         <w:rPr>
@@ -3919,10 +4185,11 @@
       </w:r>
       <w:r>
         <w:rPr>
-          <w:w w:val="110"/>
-          <w:sz w:val="20"/>
-        </w:rPr>
-        <w:t>led</w:t>
+          <w:spacing w:val="-2"/>
+          <w:w w:val="110"/>
+          <w:sz w:val="20"/>
+        </w:rPr>
+        <w:t>the</w:t>
       </w:r>
       <w:r>
         <w:rPr>
@@ -3934,6 +4201,23 @@
       </w:r>
       <w:r>
         <w:rPr>
+          <w:spacing w:val="-2"/>
+          <w:w w:val="110"/>
+          <w:sz w:val="20"/>
+        </w:rPr>
+        <w:t>top</w:t>
+      </w:r>
+      <w:r>
+        <w:rPr>
+          <w:spacing w:val="-5"/>
+          <w:w w:val="110"/>
+          <w:sz w:val="20"/>
+        </w:rPr>
+        <w:t> </w:t>
+      </w:r>
+      <w:r>
+        <w:rPr>
+          <w:spacing w:val="-2"/>
           <w:w w:val="110"/>
           <w:sz w:val="20"/>
         </w:rPr>
@@ -3949,6 +4233,23 @@
       </w:r>
       <w:r>
         <w:rPr>
+          <w:spacing w:val="-2"/>
+          <w:w w:val="110"/>
+          <w:sz w:val="20"/>
+        </w:rPr>
+        <w:t>region</w:t>
+      </w:r>
+      <w:r>
+        <w:rPr>
+          <w:spacing w:val="-5"/>
+          <w:w w:val="110"/>
+          <w:sz w:val="20"/>
+        </w:rPr>
+        <w:t> </w:t>
+      </w:r>
+      <w:r>
+        <w:rPr>
+          <w:spacing w:val="-2"/>
           <w:w w:val="110"/>
           <w:sz w:val="20"/>
         </w:rPr>
@@ -3965,6 +4266,7 @@
       <w:r>
         <w:rPr>
           <w:rFonts w:ascii="Times New Roman" w:hAnsi="Times New Roman"/>
+          <w:spacing w:val="-2"/>
           <w:w w:val="110"/>
           <w:sz w:val="20"/>
         </w:rPr>
@@ -3972,6 +4274,7 @@
       </w:r>
       <w:r>
         <w:rPr>
+          <w:spacing w:val="-2"/>
           <w:w w:val="110"/>
           <w:sz w:val="20"/>
         </w:rPr>
@@ -3987,6 +4290,7 @@
       </w:r>
       <w:r>
         <w:rPr>
+          <w:spacing w:val="-2"/>
           <w:w w:val="110"/>
           <w:sz w:val="20"/>
         </w:rPr>
@@ -4002,6 +4306,7 @@
       </w:r>
       <w:r>
         <w:rPr>
+          <w:spacing w:val="-2"/>
           <w:w w:val="110"/>
           <w:sz w:val="20"/>
         </w:rPr>
@@ -4017,6 +4322,7 @@
       </w:r>
       <w:r>
         <w:rPr>
+          <w:spacing w:val="-2"/>
           <w:w w:val="110"/>
           <w:sz w:val="20"/>
         </w:rPr>
@@ -4032,6 +4338,7 @@
       </w:r>
       <w:r>
         <w:rPr>
+          <w:spacing w:val="-2"/>
           <w:w w:val="110"/>
           <w:sz w:val="20"/>
         </w:rPr>
@@ -4047,6 +4354,7 @@
       </w:r>
       <w:r>
         <w:rPr>
+          <w:spacing w:val="-2"/>
           <w:w w:val="110"/>
           <w:sz w:val="20"/>
         </w:rPr>
@@ -4062,6 +4370,7 @@
       </w:r>
       <w:r>
         <w:rPr>
+          <w:spacing w:val="-2"/>
           <w:w w:val="110"/>
           <w:sz w:val="20"/>
         </w:rPr>
@@ -4077,10 +4386,138 @@
       </w:r>
       <w:r>
         <w:rPr>
-          <w:w w:val="110"/>
-          <w:sz w:val="20"/>
-        </w:rPr>
-        <w:t>4.96%.</w:t>
+          <w:spacing w:val="-2"/>
+          <w:w w:val="110"/>
+          <w:sz w:val="20"/>
+        </w:rPr>
+        <w:t>4.96%, </w:t>
+      </w:r>
+      <w:r>
+        <w:rPr>
+          <w:w w:val="110"/>
+          <w:sz w:val="20"/>
+        </w:rPr>
+        <w:t>suggesting</w:t>
+      </w:r>
+      <w:r>
+        <w:rPr>
+          <w:spacing w:val="-4"/>
+          <w:w w:val="110"/>
+          <w:sz w:val="20"/>
+        </w:rPr>
+        <w:t> </w:t>
+      </w:r>
+      <w:r>
+        <w:rPr>
+          <w:w w:val="110"/>
+          <w:sz w:val="20"/>
+        </w:rPr>
+        <w:t>it</w:t>
+      </w:r>
+      <w:r>
+        <w:rPr>
+          <w:spacing w:val="-4"/>
+          <w:w w:val="110"/>
+          <w:sz w:val="20"/>
+        </w:rPr>
+        <w:t> </w:t>
+      </w:r>
+      <w:r>
+        <w:rPr>
+          <w:w w:val="110"/>
+          <w:sz w:val="20"/>
+        </w:rPr>
+        <w:t>as</w:t>
+      </w:r>
+      <w:r>
+        <w:rPr>
+          <w:spacing w:val="-4"/>
+          <w:w w:val="110"/>
+          <w:sz w:val="20"/>
+        </w:rPr>
+        <w:t> </w:t>
+      </w:r>
+      <w:r>
+        <w:rPr>
+          <w:w w:val="110"/>
+          <w:sz w:val="20"/>
+        </w:rPr>
+        <w:t>the</w:t>
+      </w:r>
+      <w:r>
+        <w:rPr>
+          <w:spacing w:val="-4"/>
+          <w:w w:val="110"/>
+          <w:sz w:val="20"/>
+        </w:rPr>
+        <w:t> </w:t>
+      </w:r>
+      <w:r>
+        <w:rPr>
+          <w:w w:val="110"/>
+          <w:sz w:val="20"/>
+        </w:rPr>
+        <w:t>benchmark</w:t>
+      </w:r>
+      <w:r>
+        <w:rPr>
+          <w:spacing w:val="-4"/>
+          <w:w w:val="110"/>
+          <w:sz w:val="20"/>
+        </w:rPr>
+        <w:t> </w:t>
+      </w:r>
+      <w:r>
+        <w:rPr>
+          <w:w w:val="110"/>
+          <w:sz w:val="20"/>
+        </w:rPr>
+        <w:t>market</w:t>
+      </w:r>
+      <w:r>
+        <w:rPr>
+          <w:spacing w:val="-4"/>
+          <w:w w:val="110"/>
+          <w:sz w:val="20"/>
+        </w:rPr>
+        <w:t> </w:t>
+      </w:r>
+      <w:r>
+        <w:rPr>
+          <w:w w:val="110"/>
+          <w:sz w:val="20"/>
+        </w:rPr>
+        <w:t>for</w:t>
+      </w:r>
+      <w:r>
+        <w:rPr>
+          <w:spacing w:val="-4"/>
+          <w:w w:val="110"/>
+          <w:sz w:val="20"/>
+        </w:rPr>
+        <w:t> </w:t>
+      </w:r>
+      <w:r>
+        <w:rPr>
+          <w:w w:val="110"/>
+          <w:sz w:val="20"/>
+        </w:rPr>
+        <w:t>operational</w:t>
+      </w:r>
+      <w:r>
+        <w:rPr>
+          <w:spacing w:val="-4"/>
+          <w:w w:val="110"/>
+          <w:sz w:val="20"/>
+        </w:rPr>
+        <w:t> </w:t>
+      </w:r>
+      <w:r>
+        <w:rPr>
+          <w:w w:val="110"/>
+          <w:sz w:val="20"/>
+        </w:rPr>
+        <w:t>efficiency.</w:t>
       </w:r>
     </w:p>
     <w:p>
@@ -4089,6 +4526,7 @@
         <w:tabs>
           <w:tab w:pos="9845" w:val="left" w:leader="none"/>
         </w:tabs>
+        <w:jc w:val="both"/>
         <w:rPr>
           <w:b w:val="0"/>
           <w:sz w:val="22"/>
@@ -4463,7 +4901,7 @@
           <w:tab w:pos="696" w:val="left" w:leader="none"/>
         </w:tabs>
         <w:spacing w:line="206" w:lineRule="auto" w:before="0" w:after="0"/>
-        <w:ind w:left="696" w:right="585" w:hanging="186"/>
+        <w:ind w:left="696" w:right="1187" w:hanging="186"/>
         <w:jc w:val="left"/>
         <w:rPr>
           <w:rFonts w:ascii="Arial" w:hAnsi="Arial"/>
@@ -4477,7 +4915,7 @@
           <w:w w:val="105"/>
           <w:sz w:val="20"/>
         </w:rPr>
-        <w:t>Found that 136 Best and Loyal customers (27% of the base) generated </w:t>
+        <w:t>Found that the top 27% of customers generated </w:t>
       </w:r>
       <w:r>
         <w:rPr>
@@ -4492,22 +4930,7 @@
           <w:w w:val="105"/>
           <w:sz w:val="20"/>
         </w:rPr>
-        <w:t>70% of total revenue, while 81 Potential</w:t>
-      </w:r>
-      <w:r>
-        <w:rPr>
-          <w:spacing w:val="40"/>
-          <w:w w:val="105"/>
-          <w:sz w:val="20"/>
-        </w:rPr>
-        <w:t> </w:t>
-      </w:r>
-      <w:r>
-        <w:rPr>
-          <w:w w:val="105"/>
-          <w:sz w:val="20"/>
-        </w:rPr>
-        <w:t>Loyal customers contributed 22% of revenue and represented the highest growth opportunity.</w:t>
+        <w:t>70% of total revenue, while the Potential Loyal segment contributed 22% of revenue and represented the highest untapped growth opportunity.</w:t>
       </w:r>
     </w:p>
     <w:p>
@@ -4520,7 +4943,7 @@
         <w:tabs>
           <w:tab w:pos="696" w:val="left" w:leader="none"/>
         </w:tabs>
-        <w:spacing w:line="235" w:lineRule="auto" w:before="7" w:after="0"/>
+        <w:spacing w:line="235" w:lineRule="auto" w:before="9" w:after="0"/>
         <w:ind w:left="696" w:right="357" w:hanging="186"/>
         <w:jc w:val="left"/>
         <w:rPr>
@@ -4556,7 +4979,6 @@
     <w:p>
       <w:pPr>
         <w:pStyle w:val="Heading2"/>
-        <w:spacing w:before="159"/>
       </w:pPr>
       <w:r>
         <w:rPr/>
@@ -4569,7 +4991,7 @@
                   <wp:posOffset>457200</wp:posOffset>
                 </wp:positionH>
                 <wp:positionV relativeFrom="paragraph">
-                  <wp:posOffset>302176</wp:posOffset>
+                  <wp:posOffset>302870</wp:posOffset>
                 </wp:positionV>
                 <wp:extent cx="6858000" cy="1270"/>
                 <wp:effectExtent l="0" t="0" r="0" b="0"/>
@@ -4626,7 +5048,7 @@
           </mc:Choice>
           <mc:Fallback>
             <w:pict>
-              <v:shape style="position:absolute;margin-left:36pt;margin-top:23.793446pt;width:540pt;height:.1pt;mso-position-horizontal-relative:page;mso-position-vertical-relative:paragraph;z-index:-15726080;mso-wrap-distance-left:0;mso-wrap-distance-right:0" id="docshape6" coordorigin="720,476" coordsize="10800,0" path="m720,476l11520,476e" filled="false" stroked="true" strokeweight=".398pt" strokecolor="#000000">
+              <v:shape style="position:absolute;margin-left:36pt;margin-top:23.848042pt;width:540pt;height:.1pt;mso-position-horizontal-relative:page;mso-position-vertical-relative:paragraph;z-index:-15726080;mso-wrap-distance-left:0;mso-wrap-distance-right:0" id="docshape6" coordorigin="720,477" coordsize="10800,0" path="m720,477l11520,477e" filled="false" stroked="true" strokeweight=".398pt" strokecolor="#000000">
                 <v:path arrowok="t"/>
                 <v:stroke dashstyle="solid"/>
                 <w10:wrap type="topAndBottom"/>
@@ -4682,7 +5104,7 @@
       <w:pPr>
         <w:pStyle w:val="BodyText"/>
         <w:spacing w:line="235" w:lineRule="auto" w:before="79"/>
-        <w:ind w:left="215" w:right="552" w:firstLine="0"/>
+        <w:ind w:left="215" w:firstLine="0"/>
       </w:pPr>
       <w:r>
         <w:rPr>
@@ -4708,7 +5130,7 @@
       <w:r>
         <w:rPr>
           <w:b/>
-          <w:spacing w:val="25"/>
+          <w:spacing w:val="26"/>
           <w:w w:val="115"/>
         </w:rPr>
         <w:t> </w:t>
@@ -4717,14 +5139,14 @@
         <w:rPr>
           <w:w w:val="115"/>
         </w:rPr>
-        <w:t>SQL (PostgreSQL, MySQL, MS SQL Server), Python (pandas, NumPy, matplotlib), Excel (Power Query, Pivot Tables, VBA), Power BI (DAX), GCP (APIs, data extraction)</w:t>
+        <w:t>SQL (PostgreSQL, MySQL, MS SQL Server), Excel (Power Query, Pivot Tables, VBA), Power BI (DAX), Python (pandas, NumPy, matplotlib), GCP (APIs, data extraction)</w:t>
       </w:r>
     </w:p>
     <w:p>
       <w:pPr>
         <w:pStyle w:val="BodyText"/>
-        <w:spacing w:line="238" w:lineRule="exact"/>
-        <w:ind w:left="215" w:right="0" w:firstLine="0"/>
+        <w:spacing w:line="237" w:lineRule="exact"/>
+        <w:ind w:left="215" w:firstLine="0"/>
       </w:pPr>
       <w:r>
         <w:rPr>
@@ -5275,7 +5697,7 @@
     <w:uiPriority w:val="1"/>
     <w:qFormat/>
     <w:pPr>
-      <w:ind w:left="696" w:right="357" w:hanging="186"/>
+      <w:ind w:left="696" w:hanging="186"/>
     </w:pPr>
     <w:rPr>
       <w:rFonts w:ascii="Calibri" w:hAnsi="Calibri" w:eastAsia="Calibri" w:cs="Calibri"/>
@@ -5310,7 +5732,7 @@
     <w:uiPriority w:val="1"/>
     <w:qFormat/>
     <w:pPr>
-      <w:spacing w:before="106"/>
+      <w:spacing w:before="160"/>
       <w:outlineLvl w:val="2"/>
     </w:pPr>
     <w:rPr>
@@ -5326,7 +5748,7 @@
     <w:uiPriority w:val="1"/>
     <w:qFormat/>
     <w:pPr>
-      <w:spacing w:before="57"/>
+      <w:spacing w:before="56"/>
       <w:ind w:left="215"/>
       <w:outlineLvl w:val="3"/>
     </w:pPr>
@@ -5345,7 +5767,7 @@
     <w:uiPriority w:val="1"/>
     <w:qFormat/>
     <w:pPr>
-      <w:spacing w:before="80" w:line="264" w:lineRule="exact"/>
+      <w:spacing w:before="81" w:line="265" w:lineRule="exact"/>
       <w:ind w:left="215"/>
       <w:outlineLvl w:val="4"/>
     </w:pPr>
